--- a/reports/Report_Guide.docx
+++ b/reports/Report_Guide.docx
@@ -5,9 +5,6 @@
     <w:p>
       <w:pPr>
         <w:jc w:val="center"/>
-        <w:rPr>
-          <w:rFonts w:hint="eastAsia"/>
-        </w:rPr>
       </w:pPr>
       <w:r>
         <w:rPr>
@@ -21,9 +18,6 @@
     <w:p>
       <w:pPr>
         <w:jc w:val="center"/>
-        <w:rPr>
-          <w:rFonts w:hint="eastAsia"/>
-        </w:rPr>
       </w:pPr>
       <w:r>
         <w:rPr>
@@ -37,9 +31,6 @@
     <w:p>
       <w:pPr>
         <w:jc w:val="center"/>
-        <w:rPr>
-          <w:rFonts w:hint="eastAsia"/>
-        </w:rPr>
       </w:pPr>
       <w:r>
         <w:rPr>
@@ -51,13 +42,7 @@
         <w:t>VISTA: A Vision-Language-Action System for Tabletop Manipulation with Robot Arms</w:t>
       </w:r>
     </w:p>
-    <w:p>
-      <w:pPr>
-        <w:rPr>
-          <w:rFonts w:hint="eastAsia"/>
-        </w:rPr>
-      </w:pPr>
-    </w:p>
+    <w:p/>
     <w:tbl>
       <w:tblPr>
         <w:tblStyle w:val="TableGrid"/>
@@ -82,9 +67,6 @@
           <w:p>
             <w:pPr>
               <w:spacing w:after="20"/>
-              <w:rPr>
-                <w:rFonts w:hint="eastAsia"/>
-              </w:rPr>
             </w:pPr>
             <w:r>
               <w:rPr>
@@ -105,9 +87,6 @@
           <w:p>
             <w:pPr>
               <w:spacing w:after="20"/>
-              <w:rPr>
-                <w:rFonts w:hint="eastAsia"/>
-              </w:rPr>
             </w:pPr>
             <w:r>
               <w:rPr>
@@ -132,9 +111,6 @@
           <w:p>
             <w:pPr>
               <w:spacing w:after="20"/>
-              <w:rPr>
-                <w:rFonts w:hint="eastAsia"/>
-              </w:rPr>
             </w:pPr>
             <w:r>
               <w:rPr>
@@ -152,9 +128,6 @@
           <w:p>
             <w:pPr>
               <w:spacing w:after="20"/>
-              <w:rPr>
-                <w:rFonts w:hint="eastAsia"/>
-              </w:rPr>
             </w:pPr>
             <w:r>
               <w:rPr>
@@ -178,9 +151,6 @@
           <w:p>
             <w:pPr>
               <w:spacing w:after="20"/>
-              <w:rPr>
-                <w:rFonts w:hint="eastAsia"/>
-              </w:rPr>
             </w:pPr>
             <w:r>
               <w:rPr>
@@ -199,9 +169,6 @@
           <w:p>
             <w:pPr>
               <w:spacing w:after="20"/>
-              <w:rPr>
-                <w:rFonts w:hint="eastAsia"/>
-              </w:rPr>
             </w:pPr>
             <w:r>
               <w:rPr>
@@ -224,9 +191,6 @@
           <w:p>
             <w:pPr>
               <w:spacing w:after="20"/>
-              <w:rPr>
-                <w:rFonts w:hint="eastAsia"/>
-              </w:rPr>
             </w:pPr>
             <w:r>
               <w:rPr>
@@ -244,9 +208,6 @@
           <w:p>
             <w:pPr>
               <w:spacing w:after="20"/>
-              <w:rPr>
-                <w:rFonts w:hint="eastAsia"/>
-              </w:rPr>
             </w:pPr>
             <w:r>
               <w:rPr>
@@ -270,9 +231,6 @@
           <w:p>
             <w:pPr>
               <w:spacing w:after="20"/>
-              <w:rPr>
-                <w:rFonts w:hint="eastAsia"/>
-              </w:rPr>
             </w:pPr>
             <w:r>
               <w:rPr>
@@ -291,9 +249,6 @@
           <w:p>
             <w:pPr>
               <w:spacing w:after="20"/>
-              <w:rPr>
-                <w:rFonts w:hint="eastAsia"/>
-              </w:rPr>
             </w:pPr>
             <w:r>
               <w:rPr>
@@ -305,19 +260,10 @@
         </w:tc>
       </w:tr>
     </w:tbl>
+    <w:p/>
     <w:p>
       <w:pPr>
-        <w:rPr>
-          <w:rFonts w:hint="eastAsia"/>
-        </w:rPr>
-      </w:pPr>
-    </w:p>
-    <w:p>
-      <w:pPr>
         <w:jc w:val="center"/>
-        <w:rPr>
-          <w:rFonts w:hint="eastAsia"/>
-        </w:rPr>
       </w:pPr>
       <w:r>
         <w:rPr>
@@ -328,11 +274,6 @@
       </w:r>
     </w:p>
     <w:p>
-      <w:pPr>
-        <w:rPr>
-          <w:rFonts w:hint="eastAsia"/>
-        </w:rPr>
-      </w:pPr>
       <w:r>
         <w:br w:type="page"/>
       </w:r>
@@ -347,11 +288,6 @@
       </w:r>
     </w:p>
     <w:p>
-      <w:pPr>
-        <w:rPr>
-          <w:rFonts w:hint="eastAsia"/>
-        </w:rPr>
-      </w:pPr>
       <w:r>
         <w:t>Use three layers together: (1) the official AIP491 template for required structure, (2) an evidence-traceability system for scientific defensibility, and (3) a project-specific experimental protocol for VLA backbone integration and robot evaluation. The framework is suitable as a quality-control approach, but it should not replace the official template or be followed mechanically.</w:t>
       </w:r>
@@ -389,9 +325,6 @@
           <w:p>
             <w:pPr>
               <w:spacing w:after="20"/>
-              <w:rPr>
-                <w:rFonts w:hint="eastAsia"/>
-              </w:rPr>
             </w:pPr>
             <w:r>
               <w:rPr>
@@ -412,9 +345,6 @@
           <w:p>
             <w:pPr>
               <w:spacing w:after="20"/>
-              <w:rPr>
-                <w:rFonts w:hint="eastAsia"/>
-              </w:rPr>
             </w:pPr>
             <w:r>
               <w:rPr>
@@ -435,9 +365,6 @@
           <w:p>
             <w:pPr>
               <w:spacing w:after="20"/>
-              <w:rPr>
-                <w:rFonts w:hint="eastAsia"/>
-              </w:rPr>
             </w:pPr>
             <w:r>
               <w:rPr>
@@ -462,9 +389,6 @@
           <w:p>
             <w:pPr>
               <w:spacing w:after="20"/>
-              <w:rPr>
-                <w:rFonts w:hint="eastAsia"/>
-              </w:rPr>
             </w:pPr>
             <w:r>
               <w:rPr>
@@ -482,9 +406,6 @@
           <w:p>
             <w:pPr>
               <w:spacing w:after="20"/>
-              <w:rPr>
-                <w:rFonts w:hint="eastAsia"/>
-              </w:rPr>
             </w:pPr>
             <w:r>
               <w:rPr>
@@ -502,9 +423,6 @@
           <w:p>
             <w:pPr>
               <w:spacing w:after="20"/>
-              <w:rPr>
-                <w:rFonts w:hint="eastAsia"/>
-              </w:rPr>
             </w:pPr>
             <w:r>
               <w:rPr>
@@ -528,9 +446,6 @@
           <w:p>
             <w:pPr>
               <w:spacing w:after="20"/>
-              <w:rPr>
-                <w:rFonts w:hint="eastAsia"/>
-              </w:rPr>
             </w:pPr>
             <w:r>
               <w:rPr>
@@ -549,9 +464,6 @@
           <w:p>
             <w:pPr>
               <w:spacing w:after="20"/>
-              <w:rPr>
-                <w:rFonts w:hint="eastAsia"/>
-              </w:rPr>
             </w:pPr>
             <w:r>
               <w:rPr>
@@ -570,9 +482,6 @@
           <w:p>
             <w:pPr>
               <w:spacing w:after="20"/>
-              <w:rPr>
-                <w:rFonts w:hint="eastAsia"/>
-              </w:rPr>
             </w:pPr>
             <w:r>
               <w:rPr>
@@ -595,9 +504,6 @@
           <w:p>
             <w:pPr>
               <w:spacing w:after="20"/>
-              <w:rPr>
-                <w:rFonts w:hint="eastAsia"/>
-              </w:rPr>
             </w:pPr>
             <w:r>
               <w:rPr>
@@ -615,9 +521,6 @@
           <w:p>
             <w:pPr>
               <w:spacing w:after="20"/>
-              <w:rPr>
-                <w:rFonts w:hint="eastAsia"/>
-              </w:rPr>
             </w:pPr>
             <w:r>
               <w:rPr>
@@ -635,9 +538,6 @@
           <w:p>
             <w:pPr>
               <w:spacing w:after="20"/>
-              <w:rPr>
-                <w:rFonts w:hint="eastAsia"/>
-              </w:rPr>
             </w:pPr>
             <w:r>
               <w:rPr>
@@ -661,9 +561,6 @@
           <w:p>
             <w:pPr>
               <w:spacing w:after="20"/>
-              <w:rPr>
-                <w:rFonts w:hint="eastAsia"/>
-              </w:rPr>
             </w:pPr>
             <w:r>
               <w:rPr>
@@ -682,9 +579,6 @@
           <w:p>
             <w:pPr>
               <w:spacing w:after="20"/>
-              <w:rPr>
-                <w:rFonts w:hint="eastAsia"/>
-              </w:rPr>
             </w:pPr>
             <w:r>
               <w:rPr>
@@ -703,9 +597,6 @@
           <w:p>
             <w:pPr>
               <w:spacing w:after="20"/>
-              <w:rPr>
-                <w:rFonts w:hint="eastAsia"/>
-              </w:rPr>
             </w:pPr>
             <w:r>
               <w:rPr>
@@ -728,9 +619,6 @@
           <w:p>
             <w:pPr>
               <w:spacing w:after="20"/>
-              <w:rPr>
-                <w:rFonts w:hint="eastAsia"/>
-              </w:rPr>
             </w:pPr>
             <w:r>
               <w:rPr>
@@ -748,9 +636,6 @@
           <w:p>
             <w:pPr>
               <w:spacing w:after="20"/>
-              <w:rPr>
-                <w:rFonts w:hint="eastAsia"/>
-              </w:rPr>
             </w:pPr>
             <w:r>
               <w:rPr>
@@ -768,9 +653,6 @@
           <w:p>
             <w:pPr>
               <w:spacing w:after="20"/>
-              <w:rPr>
-                <w:rFonts w:hint="eastAsia"/>
-              </w:rPr>
             </w:pPr>
             <w:r>
               <w:rPr>
@@ -794,9 +676,6 @@
           <w:p>
             <w:pPr>
               <w:spacing w:after="20"/>
-              <w:rPr>
-                <w:rFonts w:hint="eastAsia"/>
-              </w:rPr>
             </w:pPr>
             <w:r>
               <w:rPr>
@@ -815,9 +694,6 @@
           <w:p>
             <w:pPr>
               <w:spacing w:after="20"/>
-              <w:rPr>
-                <w:rFonts w:hint="eastAsia"/>
-              </w:rPr>
             </w:pPr>
             <w:r>
               <w:rPr>
@@ -836,9 +712,6 @@
           <w:p>
             <w:pPr>
               <w:spacing w:after="20"/>
-              <w:rPr>
-                <w:rFonts w:hint="eastAsia"/>
-              </w:rPr>
             </w:pPr>
             <w:r>
               <w:rPr>
@@ -850,27 +723,16 @@
         </w:tc>
       </w:tr>
     </w:tbl>
+    <w:p/>
     <w:p>
       <w:pPr>
-        <w:rPr>
-          <w:rFonts w:hint="eastAsia"/>
-        </w:rPr>
-      </w:pPr>
+        <w:pStyle w:val="Heading1"/>
+      </w:pPr>
+      <w:r>
+        <w:t>2. The report’s central logic</w:t>
+      </w:r>
     </w:p>
     <w:p>
-      <w:pPr>
-        <w:pStyle w:val="Heading1"/>
-      </w:pPr>
-      <w:r>
-        <w:t>2. The report’s central logic</w:t>
-      </w:r>
-    </w:p>
-    <w:p>
-      <w:pPr>
-        <w:rPr>
-          <w:rFonts w:hint="eastAsia"/>
-        </w:rPr>
-      </w:pPr>
       <w:r>
         <w:t>Assign IDs and maintain them across the document. IDs need not appear in every sentence, but they should be used in your working trackers and experiment records.</w:t>
       </w:r>
@@ -900,9 +762,6 @@
           <w:p>
             <w:pPr>
               <w:spacing w:after="20"/>
-              <w:rPr>
-                <w:rFonts w:hint="eastAsia"/>
-              </w:rPr>
             </w:pPr>
             <w:r>
               <w:rPr>
@@ -923,9 +782,6 @@
           <w:p>
             <w:pPr>
               <w:spacing w:after="20"/>
-              <w:rPr>
-                <w:rFonts w:hint="eastAsia"/>
-              </w:rPr>
             </w:pPr>
             <w:r>
               <w:rPr>
@@ -946,9 +802,6 @@
           <w:p>
             <w:pPr>
               <w:spacing w:after="20"/>
-              <w:rPr>
-                <w:rFonts w:hint="eastAsia"/>
-              </w:rPr>
             </w:pPr>
             <w:r>
               <w:rPr>
@@ -973,9 +826,6 @@
           <w:p>
             <w:pPr>
               <w:spacing w:after="20"/>
-              <w:rPr>
-                <w:rFonts w:hint="eastAsia"/>
-              </w:rPr>
             </w:pPr>
             <w:r>
               <w:rPr>
@@ -993,9 +843,6 @@
           <w:p>
             <w:pPr>
               <w:spacing w:after="20"/>
-              <w:rPr>
-                <w:rFonts w:hint="eastAsia"/>
-              </w:rPr>
             </w:pPr>
             <w:r>
               <w:rPr>
@@ -1013,9 +860,6 @@
           <w:p>
             <w:pPr>
               <w:spacing w:after="20"/>
-              <w:rPr>
-                <w:rFonts w:hint="eastAsia"/>
-              </w:rPr>
             </w:pPr>
             <w:r>
               <w:rPr>
@@ -1039,9 +883,6 @@
           <w:p>
             <w:pPr>
               <w:spacing w:after="20"/>
-              <w:rPr>
-                <w:rFonts w:hint="eastAsia"/>
-              </w:rPr>
             </w:pPr>
             <w:r>
               <w:rPr>
@@ -1060,9 +901,6 @@
           <w:p>
             <w:pPr>
               <w:spacing w:after="20"/>
-              <w:rPr>
-                <w:rFonts w:hint="eastAsia"/>
-              </w:rPr>
             </w:pPr>
             <w:r>
               <w:rPr>
@@ -1081,9 +919,6 @@
           <w:p>
             <w:pPr>
               <w:spacing w:after="20"/>
-              <w:rPr>
-                <w:rFonts w:hint="eastAsia"/>
-              </w:rPr>
             </w:pPr>
             <w:r>
               <w:rPr>
@@ -1106,9 +941,6 @@
           <w:p>
             <w:pPr>
               <w:spacing w:after="20"/>
-              <w:rPr>
-                <w:rFonts w:hint="eastAsia"/>
-              </w:rPr>
             </w:pPr>
             <w:r>
               <w:rPr>
@@ -1126,9 +958,6 @@
           <w:p>
             <w:pPr>
               <w:spacing w:after="20"/>
-              <w:rPr>
-                <w:rFonts w:hint="eastAsia"/>
-              </w:rPr>
             </w:pPr>
             <w:r>
               <w:rPr>
@@ -1146,9 +975,6 @@
           <w:p>
             <w:pPr>
               <w:spacing w:after="20"/>
-              <w:rPr>
-                <w:rFonts w:hint="eastAsia"/>
-              </w:rPr>
             </w:pPr>
             <w:r>
               <w:rPr>
@@ -1172,9 +998,6 @@
           <w:p>
             <w:pPr>
               <w:spacing w:after="20"/>
-              <w:rPr>
-                <w:rFonts w:hint="eastAsia"/>
-              </w:rPr>
             </w:pPr>
             <w:r>
               <w:rPr>
@@ -1193,9 +1016,6 @@
           <w:p>
             <w:pPr>
               <w:spacing w:after="20"/>
-              <w:rPr>
-                <w:rFonts w:hint="eastAsia"/>
-              </w:rPr>
             </w:pPr>
             <w:r>
               <w:rPr>
@@ -1214,9 +1034,6 @@
           <w:p>
             <w:pPr>
               <w:spacing w:after="20"/>
-              <w:rPr>
-                <w:rFonts w:hint="eastAsia"/>
-              </w:rPr>
             </w:pPr>
             <w:r>
               <w:rPr>
@@ -1239,9 +1056,6 @@
           <w:p>
             <w:pPr>
               <w:spacing w:after="20"/>
-              <w:rPr>
-                <w:rFonts w:hint="eastAsia"/>
-              </w:rPr>
             </w:pPr>
             <w:r>
               <w:rPr>
@@ -1259,9 +1073,6 @@
           <w:p>
             <w:pPr>
               <w:spacing w:after="20"/>
-              <w:rPr>
-                <w:rFonts w:hint="eastAsia"/>
-              </w:rPr>
             </w:pPr>
             <w:r>
               <w:rPr>
@@ -1279,9 +1090,6 @@
           <w:p>
             <w:pPr>
               <w:spacing w:after="20"/>
-              <w:rPr>
-                <w:rFonts w:hint="eastAsia"/>
-              </w:rPr>
             </w:pPr>
             <w:r>
               <w:rPr>
@@ -1305,9 +1113,6 @@
           <w:p>
             <w:pPr>
               <w:spacing w:after="20"/>
-              <w:rPr>
-                <w:rFonts w:hint="eastAsia"/>
-              </w:rPr>
             </w:pPr>
             <w:r>
               <w:rPr>
@@ -1326,9 +1131,6 @@
           <w:p>
             <w:pPr>
               <w:spacing w:after="20"/>
-              <w:rPr>
-                <w:rFonts w:hint="eastAsia"/>
-              </w:rPr>
             </w:pPr>
             <w:r>
               <w:rPr>
@@ -1347,9 +1149,6 @@
           <w:p>
             <w:pPr>
               <w:spacing w:after="20"/>
-              <w:rPr>
-                <w:rFonts w:hint="eastAsia"/>
-              </w:rPr>
             </w:pPr>
             <w:r>
               <w:rPr>
@@ -1372,9 +1171,6 @@
           <w:p>
             <w:pPr>
               <w:spacing w:after="20"/>
-              <w:rPr>
-                <w:rFonts w:hint="eastAsia"/>
-              </w:rPr>
             </w:pPr>
             <w:r>
               <w:rPr>
@@ -1392,9 +1188,6 @@
           <w:p>
             <w:pPr>
               <w:spacing w:after="20"/>
-              <w:rPr>
-                <w:rFonts w:hint="eastAsia"/>
-              </w:rPr>
             </w:pPr>
             <w:r>
               <w:rPr>
@@ -1412,9 +1205,6 @@
           <w:p>
             <w:pPr>
               <w:spacing w:after="20"/>
-              <w:rPr>
-                <w:rFonts w:hint="eastAsia"/>
-              </w:rPr>
             </w:pPr>
             <w:r>
               <w:rPr>
@@ -1438,9 +1228,6 @@
           <w:p>
             <w:pPr>
               <w:spacing w:after="20"/>
-              <w:rPr>
-                <w:rFonts w:hint="eastAsia"/>
-              </w:rPr>
             </w:pPr>
             <w:r>
               <w:rPr>
@@ -1459,9 +1246,6 @@
           <w:p>
             <w:pPr>
               <w:spacing w:after="20"/>
-              <w:rPr>
-                <w:rFonts w:hint="eastAsia"/>
-              </w:rPr>
             </w:pPr>
             <w:r>
               <w:rPr>
@@ -1480,9 +1264,6 @@
           <w:p>
             <w:pPr>
               <w:spacing w:after="20"/>
-              <w:rPr>
-                <w:rFonts w:hint="eastAsia"/>
-              </w:rPr>
             </w:pPr>
             <w:r>
               <w:rPr>
@@ -1494,37 +1275,21 @@
         </w:tc>
       </w:tr>
     </w:tbl>
+    <w:p/>
     <w:p>
-      <w:pPr>
-        <w:rPr>
-          <w:rFonts w:hint="eastAsia"/>
-        </w:rPr>
-      </w:pPr>
+      <w:r>
+        <w:t>Rule: a result or conclusion with no matching research question/objective is a warning for scope creep. An objective with no method or metric is not yet testable.</w:t>
+      </w:r>
     </w:p>
     <w:p>
       <w:pPr>
-        <w:rPr>
-          <w:rFonts w:hint="eastAsia"/>
-        </w:rPr>
-      </w:pPr>
-      <w:r>
-        <w:t>Rule: a result or conclusion with no matching research question/objective is a warning for scope creep. An objective with no method or metric is not yet testable.</w:t>
+        <w:pStyle w:val="Heading1"/>
+      </w:pPr>
+      <w:r>
+        <w:t>3. Resolve these scope conflicts before drafting further</w:t>
       </w:r>
     </w:p>
     <w:p>
-      <w:pPr>
-        <w:pStyle w:val="Heading1"/>
-      </w:pPr>
-      <w:r>
-        <w:t>3. Resolve these scope conflicts before drafting further</w:t>
-      </w:r>
-    </w:p>
-    <w:p>
-      <w:pPr>
-        <w:rPr>
-          <w:rFonts w:hint="eastAsia"/>
-        </w:rPr>
-      </w:pPr>
       <w:r>
         <w:t>The supplied draft contains inconsistencies that could undermine the whole report. Treat the following as decisions to confirm, not as assumptions to silently resolve.</w:t>
       </w:r>
@@ -1554,9 +1319,6 @@
           <w:p>
             <w:pPr>
               <w:spacing w:after="20"/>
-              <w:rPr>
-                <w:rFonts w:hint="eastAsia"/>
-              </w:rPr>
             </w:pPr>
             <w:r>
               <w:rPr>
@@ -1577,9 +1339,6 @@
           <w:p>
             <w:pPr>
               <w:spacing w:after="20"/>
-              <w:rPr>
-                <w:rFonts w:hint="eastAsia"/>
-              </w:rPr>
             </w:pPr>
             <w:r>
               <w:rPr>
@@ -1600,9 +1359,6 @@
           <w:p>
             <w:pPr>
               <w:spacing w:after="20"/>
-              <w:rPr>
-                <w:rFonts w:hint="eastAsia"/>
-              </w:rPr>
             </w:pPr>
             <w:r>
               <w:rPr>
@@ -1627,9 +1383,6 @@
           <w:p>
             <w:pPr>
               <w:spacing w:after="20"/>
-              <w:rPr>
-                <w:rFonts w:hint="eastAsia"/>
-              </w:rPr>
             </w:pPr>
             <w:r>
               <w:rPr>
@@ -1661,9 +1414,6 @@
           <w:p>
             <w:pPr>
               <w:spacing w:after="20"/>
-              <w:rPr>
-                <w:rFonts w:hint="eastAsia"/>
-              </w:rPr>
             </w:pPr>
             <w:r>
               <w:rPr>
@@ -1682,9 +1432,6 @@
           <w:p>
             <w:pPr>
               <w:spacing w:after="20"/>
-              <w:rPr>
-                <w:rFonts w:hint="eastAsia"/>
-              </w:rPr>
             </w:pPr>
             <w:r>
               <w:rPr>
@@ -1707,9 +1454,6 @@
           <w:p>
             <w:pPr>
               <w:spacing w:after="20"/>
-              <w:rPr>
-                <w:rFonts w:hint="eastAsia"/>
-              </w:rPr>
             </w:pPr>
             <w:r>
               <w:rPr>
@@ -1727,9 +1471,6 @@
           <w:p>
             <w:pPr>
               <w:spacing w:after="20"/>
-              <w:rPr>
-                <w:rFonts w:hint="eastAsia"/>
-              </w:rPr>
             </w:pPr>
             <w:r>
               <w:rPr>
@@ -1747,9 +1488,6 @@
           <w:p>
             <w:pPr>
               <w:spacing w:after="20"/>
-              <w:rPr>
-                <w:rFonts w:hint="eastAsia"/>
-              </w:rPr>
             </w:pPr>
             <w:r>
               <w:rPr>
@@ -1773,9 +1511,6 @@
           <w:p>
             <w:pPr>
               <w:spacing w:after="20"/>
-              <w:rPr>
-                <w:rFonts w:hint="eastAsia"/>
-              </w:rPr>
             </w:pPr>
             <w:r>
               <w:rPr>
@@ -1795,9 +1530,6 @@
           <w:p>
             <w:pPr>
               <w:spacing w:after="20"/>
-              <w:rPr>
-                <w:rFonts w:hint="eastAsia"/>
-              </w:rPr>
             </w:pPr>
             <w:r>
               <w:rPr>
@@ -1816,9 +1548,6 @@
           <w:p>
             <w:pPr>
               <w:spacing w:after="20"/>
-              <w:rPr>
-                <w:rFonts w:hint="eastAsia"/>
-              </w:rPr>
             </w:pPr>
             <w:r>
               <w:rPr>
@@ -1830,163 +1559,129 @@
         </w:tc>
       </w:tr>
     </w:tbl>
+    <w:p/>
     <w:p>
       <w:pPr>
-        <w:rPr>
-          <w:rFonts w:hint="eastAsia"/>
-        </w:rPr>
-      </w:pPr>
+        <w:pStyle w:val="Heading1"/>
+      </w:pPr>
+      <w:r>
+        <w:t>4. Recommended writing and execution order</w:t>
+      </w:r>
     </w:p>
     <w:p>
       <w:pPr>
-        <w:pStyle w:val="Heading1"/>
-      </w:pPr>
-      <w:r>
-        <w:t>4. Recommended writing and execution order</w:t>
+        <w:pStyle w:val="ListNumber"/>
+        <w:spacing w:after="40"/>
+      </w:pPr>
+      <w:r>
+        <w:t>Confirm the course rubric and supervisor requirements. Make a checklist of mandatory sections and submission artifacts.</w:t>
       </w:r>
     </w:p>
     <w:p>
       <w:pPr>
         <w:pStyle w:val="ListNumber"/>
         <w:spacing w:after="40"/>
-        <w:rPr>
-          <w:rFonts w:hint="eastAsia"/>
-        </w:rPr>
-      </w:pPr>
-      <w:r>
-        <w:t>Confirm the course rubric and supervisor requirements. Make a checklist of mandatory sections and submission artifacts.</w:t>
+      </w:pPr>
+      <w:r>
+        <w:t>Freeze the project scope: exact tasks, candidate backbones, baselines, hardware, deliverables, and what is out of scope.</w:t>
       </w:r>
     </w:p>
     <w:p>
       <w:pPr>
         <w:pStyle w:val="ListNumber"/>
         <w:spacing w:after="40"/>
-        <w:rPr>
-          <w:rFonts w:hint="eastAsia"/>
-        </w:rPr>
-      </w:pPr>
-      <w:r>
-        <w:t>Freeze the project scope: exact tasks, candidate backbones, baselines, hardware, deliverables, and what is out of scope.</w:t>
+      </w:pPr>
+      <w:r>
+        <w:t>Define the research question, hypotheses, primary outcome, efficiency constraints, and what result would count as inconclusive.</w:t>
       </w:r>
     </w:p>
     <w:p>
       <w:pPr>
         <w:pStyle w:val="ListNumber"/>
         <w:spacing w:after="40"/>
-        <w:rPr>
-          <w:rFonts w:hint="eastAsia"/>
-        </w:rPr>
-      </w:pPr>
-      <w:r>
-        <w:t>Define the research question, hypotheses, primary outcome, efficiency constraints, and what result would count as inconclusive.</w:t>
+      </w:pPr>
+      <w:r>
+        <w:t>Build the literature evidence matrix and claim ledger before writing strong claims about prior work or novelty.</w:t>
       </w:r>
     </w:p>
     <w:p>
       <w:pPr>
         <w:pStyle w:val="ListNumber"/>
         <w:spacing w:after="40"/>
-        <w:rPr>
-          <w:rFonts w:hint="eastAsia"/>
-        </w:rPr>
-      </w:pPr>
-      <w:r>
-        <w:t>Build the literature evidence matrix and claim ledger before writing strong claims about prior work or novelty.</w:t>
+      </w:pPr>
+      <w:r>
+        <w:t>Write the methodology as a protocol: dataset, split, training configuration, evaluation conditions, metrics, analysis, and safety.</w:t>
       </w:r>
     </w:p>
     <w:p>
       <w:pPr>
         <w:pStyle w:val="ListNumber"/>
         <w:spacing w:after="40"/>
-        <w:rPr>
-          <w:rFonts w:hint="eastAsia"/>
-        </w:rPr>
-      </w:pPr>
-      <w:r>
-        <w:t>Write the methodology as a protocol: dataset, split, training configuration, evaluation conditions, metrics, analysis, and safety.</w:t>
+      </w:pPr>
+      <w:r>
+        <w:t>Implement and validate the system. Record exact code commit, dependency versions, model revisions, dataset version, and configurations.</w:t>
       </w:r>
     </w:p>
     <w:p>
       <w:pPr>
         <w:pStyle w:val="ListNumber"/>
         <w:spacing w:after="40"/>
-        <w:rPr>
-          <w:rFonts w:hint="eastAsia"/>
-        </w:rPr>
-      </w:pPr>
-      <w:r>
-        <w:t>Implement and validate the system. Record exact code commit, dependency versions, model revisions, dataset version, and configurations.</w:t>
+      </w:pPr>
+      <w:r>
+        <w:t>Run pilot tests to find protocol bugs and estimate feasibility. Record pilot results separately; do not quietly merge them into final evaluation.</w:t>
       </w:r>
     </w:p>
     <w:p>
       <w:pPr>
         <w:pStyle w:val="ListNumber"/>
         <w:spacing w:after="40"/>
-        <w:rPr>
-          <w:rFonts w:hint="eastAsia"/>
-        </w:rPr>
-      </w:pPr>
-      <w:r>
-        <w:t>Run pilot tests to find protocol bugs and estimate feasibility. Record pilot results separately; do not quietly merge them into final evaluation.</w:t>
+      </w:pPr>
+      <w:r>
+        <w:t>Freeze the final evaluation protocol before final trials. Record the freeze date and any later deviations.</w:t>
       </w:r>
     </w:p>
     <w:p>
       <w:pPr>
         <w:pStyle w:val="ListNumber"/>
         <w:spacing w:after="40"/>
-        <w:rPr>
-          <w:rFonts w:hint="eastAsia"/>
-        </w:rPr>
-      </w:pPr>
-      <w:r>
-        <w:t>Freeze the final evaluation protocol before final trials. Record the freeze date and any later deviations.</w:t>
+      </w:pPr>
+      <w:r>
+        <w:t>Run experiments and generate tables/plots from raw logs with scripts. Preserve failures and missing trials with reasons.</w:t>
       </w:r>
     </w:p>
     <w:p>
       <w:pPr>
         <w:pStyle w:val="ListNumber"/>
         <w:spacing w:after="40"/>
-        <w:rPr>
-          <w:rFonts w:hint="eastAsia"/>
-        </w:rPr>
-      </w:pPr>
-      <w:r>
-        <w:t>Run experiments and generate tables/plots from raw logs with scripts. Preserve failures and missing trials with reasons.</w:t>
+      </w:pPr>
+      <w:r>
+        <w:t>Write System Design and Implementation and Results/Discussion from actual implementation and data.</w:t>
       </w:r>
     </w:p>
     <w:p>
       <w:pPr>
         <w:pStyle w:val="ListNumber"/>
         <w:spacing w:after="40"/>
-        <w:rPr>
-          <w:rFonts w:hint="eastAsia"/>
-        </w:rPr>
-      </w:pPr>
-      <w:r>
-        <w:t>Write System Design and Implementation and Results/Discussion from actual implementation and data.</w:t>
+      </w:pPr>
+      <w:r>
+        <w:t>Write Conclusion from results only. Rewrite Introduction and Overview so the promises match what was actually completed.</w:t>
       </w:r>
     </w:p>
     <w:p>
       <w:pPr>
         <w:pStyle w:val="ListNumber"/>
         <w:spacing w:after="40"/>
-        <w:rPr>
-          <w:rFonts w:hint="eastAsia"/>
-        </w:rPr>
-      </w:pPr>
-      <w:r>
-        <w:t>Write Conclusion from results only. Rewrite Introduction and Overview so the promises match what was actually completed.</w:t>
+      </w:pPr>
+      <w:r>
+        <w:t>Complete references, appendices, formatting, reproducibility checks, adversarial review, and supervisor feedback.</w:t>
       </w:r>
     </w:p>
     <w:p>
       <w:pPr>
-        <w:pStyle w:val="ListNumber"/>
-        <w:spacing w:after="40"/>
-        <w:rPr>
-          <w:rFonts w:hint="eastAsia"/>
-        </w:rPr>
-      </w:pPr>
-      <w:r>
-        <w:t>Complete references, appendices, formatting, reproducibility checks, adversarial review, and supervisor feedback.</w:t>
+        <w:pStyle w:val="Heading1"/>
+      </w:pPr>
+      <w:r>
+        <w:t>5. Section-by-section writing blueprint</w:t>
       </w:r>
     </w:p>
     <w:p>
@@ -1994,105 +1689,69 @@
         <w:pStyle w:val="Heading1"/>
       </w:pPr>
       <w:r>
-        <w:t>5. Section-by-section writing blueprint</w:t>
+        <w:t>I. Project Introduction</w:t>
       </w:r>
     </w:p>
     <w:p>
-      <w:pPr>
-        <w:pStyle w:val="Heading1"/>
-      </w:pPr>
-      <w:r>
-        <w:t>I. Project Introduction</w:t>
+      <w:r>
+        <w:t>Purpose: orient the reader and define the problem without prematurely claiming success.</w:t>
       </w:r>
     </w:p>
     <w:p>
       <w:pPr>
-        <w:rPr>
-          <w:rFonts w:hint="eastAsia"/>
-        </w:rPr>
-      </w:pPr>
-      <w:r>
-        <w:t>Purpose: orient the reader and define the problem without prematurely claiming success.</w:t>
+        <w:pStyle w:val="ListBullet"/>
+        <w:spacing w:after="40"/>
+      </w:pPr>
+      <w:r>
+        <w:t>Overview: project identity, team/stakeholders, system, tasks, baselines, planned deliverables.</w:t>
       </w:r>
     </w:p>
     <w:p>
       <w:pPr>
         <w:pStyle w:val="ListBullet"/>
         <w:spacing w:after="40"/>
-        <w:rPr>
-          <w:rFonts w:hint="eastAsia"/>
-        </w:rPr>
-      </w:pPr>
-      <w:r>
-        <w:t>Overview: project identity, team/stakeholders, system, tasks, baselines, planned deliverables.</w:t>
+      </w:pPr>
+      <w:r>
+        <w:t>Background: explain the field and practical context using cited, verified facts.</w:t>
       </w:r>
     </w:p>
     <w:p>
       <w:pPr>
         <w:pStyle w:val="ListBullet"/>
         <w:spacing w:after="40"/>
-        <w:rPr>
-          <w:rFonts w:hint="eastAsia"/>
-        </w:rPr>
-      </w:pPr>
-      <w:r>
-        <w:t>Background: explain the field and practical context using cited, verified facts.</w:t>
+      </w:pPr>
+      <w:r>
+        <w:t>Objectives: number objectives and define observable acceptance criteria; avoid vague verbs such as “improve” without a measure.</w:t>
       </w:r>
     </w:p>
     <w:p>
       <w:pPr>
         <w:pStyle w:val="ListBullet"/>
         <w:spacing w:after="40"/>
-        <w:rPr>
-          <w:rFonts w:hint="eastAsia"/>
-        </w:rPr>
-      </w:pPr>
-      <w:r>
-        <w:t>Objectives: number objectives and define observable acceptance criteria; avoid vague verbs such as “improve” without a measure.</w:t>
+      </w:pPr>
+      <w:r>
+        <w:t>Problem statement: define the technical uncertainty, why it matters, and constraints.</w:t>
       </w:r>
     </w:p>
     <w:p>
       <w:pPr>
         <w:pStyle w:val="ListBullet"/>
         <w:spacing w:after="40"/>
-        <w:rPr>
-          <w:rFonts w:hint="eastAsia"/>
-        </w:rPr>
-      </w:pPr>
-      <w:r>
-        <w:t>Problem statement: define the technical uncertainty, why it matters, and constraints.</w:t>
+      </w:pPr>
+      <w:r>
+        <w:t>Significance: separate potential scientific, engineering, and practical value from benefits actually demonstrated.</w:t>
       </w:r>
     </w:p>
     <w:p>
       <w:pPr>
         <w:pStyle w:val="ListBullet"/>
         <w:spacing w:after="40"/>
-        <w:rPr>
-          <w:rFonts w:hint="eastAsia"/>
-        </w:rPr>
-      </w:pPr>
-      <w:r>
-        <w:t>Significance: separate potential scientific, engineering, and practical value from benefits actually demonstrated.</w:t>
+      </w:pPr>
+      <w:r>
+        <w:t>Scope and limitations: specify included/excluded tasks, hardware, models, data, deployment setting, and generalization limits.</w:t>
       </w:r>
     </w:p>
     <w:p>
-      <w:pPr>
-        <w:pStyle w:val="ListBullet"/>
-        <w:spacing w:after="40"/>
-        <w:rPr>
-          <w:rFonts w:hint="eastAsia"/>
-        </w:rPr>
-      </w:pPr>
-      <w:r>
-        <w:t>Scope and limitations: specify included/excluded tasks, hardware, models, data, deployment setting, and generalization limits.</w:t>
-      </w:r>
-    </w:p>
-    <w:p>
-      <w:pPr>
-        <w:rPr>
-          <w:rFonts w:hint="eastAsia"/>
-        </w:rPr>
-      </w:pPr>
       <w:r>
         <w:rPr>
           <w:b/>
@@ -2104,11 +1763,6 @@
       </w:r>
     </w:p>
     <w:p>
-      <w:pPr>
-        <w:rPr>
-          <w:rFonts w:hint="eastAsia"/>
-        </w:rPr>
-      </w:pPr>
       <w:r>
         <w:rPr>
           <w:b/>
@@ -2129,11 +1783,6 @@
       </w:r>
     </w:p>
     <w:p>
-      <w:pPr>
-        <w:rPr>
-          <w:rFonts w:hint="eastAsia"/>
-        </w:rPr>
-      </w:pPr>
       <w:r>
         <w:t>Purpose: demonstrate that the project can be delivered and controlled.</w:t>
       </w:r>
@@ -2142,9 +1791,6 @@
       <w:pPr>
         <w:pStyle w:val="ListBullet"/>
         <w:spacing w:after="40"/>
-        <w:rPr>
-          <w:rFonts w:hint="eastAsia"/>
-        </w:rPr>
       </w:pPr>
       <w:r>
         <w:t>Team work: real responsibilities, owners, backup owners, communication cadence, and decision rights.</w:t>
@@ -2154,9 +1800,6 @@
       <w:pPr>
         <w:pStyle w:val="ListBullet"/>
         <w:spacing w:after="40"/>
-        <w:rPr>
-          <w:rFonts w:hint="eastAsia"/>
-        </w:rPr>
       </w:pPr>
       <w:r>
         <w:t>WBS: work packages with ID, objective, owner, start/end, dependencies, resources, deliverable, and acceptance criterion.</w:t>
@@ -2166,9 +1809,6 @@
       <w:pPr>
         <w:pStyle w:val="ListBullet"/>
         <w:spacing w:after="40"/>
-        <w:rPr>
-          <w:rFonts w:hint="eastAsia"/>
-        </w:rPr>
       </w:pPr>
       <w:r>
         <w:t>Risk management: risk cause, probability, impact, mitigation, trigger, contingency, and owner.</w:t>
@@ -2178,9 +1818,6 @@
       <w:pPr>
         <w:pStyle w:val="ListBullet"/>
         <w:spacing w:after="40"/>
-        <w:rPr>
-          <w:rFonts w:hint="eastAsia"/>
-        </w:rPr>
       </w:pPr>
       <w:r>
         <w:t>Quality management: define review gates, testing, data checks, reproducibility checks, and report checks.</w:t>
@@ -2190,9 +1827,6 @@
       <w:pPr>
         <w:pStyle w:val="ListBullet"/>
         <w:spacing w:after="40"/>
-        <w:rPr>
-          <w:rFonts w:hint="eastAsia"/>
-        </w:rPr>
       </w:pPr>
       <w:r>
         <w:t>Budget: include only if required or meaningful; state assumptions and actuals where available.</w:t>
@@ -2202,9 +1836,6 @@
       <w:pPr>
         <w:pStyle w:val="ListBullet"/>
         <w:spacing w:after="40"/>
-        <w:rPr>
-          <w:rFonts w:hint="eastAsia"/>
-        </w:rPr>
       </w:pPr>
       <w:r>
         <w:t>Change control: request, reason, scope/schedule/quality impact, approval, and change-log entry.</w:t>
@@ -2214,20 +1845,12 @@
       <w:pPr>
         <w:pStyle w:val="ListBullet"/>
         <w:spacing w:after="40"/>
-        <w:rPr>
-          <w:rFonts w:hint="eastAsia"/>
-        </w:rPr>
       </w:pPr>
       <w:r>
         <w:t>Closure: compare planned vs actual deliverables, unresolved risks, and lessons learned.</w:t>
       </w:r>
     </w:p>
     <w:p>
-      <w:pPr>
-        <w:rPr>
-          <w:rFonts w:hint="eastAsia"/>
-        </w:rPr>
-      </w:pPr>
       <w:r>
         <w:rPr>
           <w:b/>
@@ -2239,11 +1862,6 @@
       </w:r>
     </w:p>
     <w:p>
-      <w:pPr>
-        <w:rPr>
-          <w:rFonts w:hint="eastAsia"/>
-        </w:rPr>
-      </w:pPr>
       <w:r>
         <w:rPr>
           <w:b/>
@@ -2263,11 +1881,6 @@
       </w:r>
     </w:p>
     <w:p>
-      <w:pPr>
-        <w:rPr>
-          <w:rFonts w:hint="eastAsia"/>
-        </w:rPr>
-      </w:pPr>
       <w:r>
         <w:t>Purpose: synthesize what is known and establish a defensible gap.</w:t>
       </w:r>
@@ -2276,9 +1889,6 @@
       <w:pPr>
         <w:pStyle w:val="ListBullet"/>
         <w:spacing w:after="40"/>
-        <w:rPr>
-          <w:rFonts w:hint="eastAsia"/>
-        </w:rPr>
       </w:pPr>
       <w:r>
         <w:t>Define the review questions and search scope; record databases/search engines, search strings, dates, inclusion/exclusion criteria, and screening decisions proportionately.</w:t>
@@ -2288,9 +1898,6 @@
       <w:pPr>
         <w:pStyle w:val="ListBullet"/>
         <w:spacing w:after="40"/>
-        <w:rPr>
-          <w:rFonts w:hint="eastAsia"/>
-        </w:rPr>
       </w:pPr>
       <w:r>
         <w:t>Explain relevant VLA and imitation-learning concepts needed to understand the study.</w:t>
@@ -2300,9 +1907,6 @@
       <w:pPr>
         <w:pStyle w:val="ListBullet"/>
         <w:spacing w:after="40"/>
-        <w:rPr>
-          <w:rFonts w:hint="eastAsia"/>
-        </w:rPr>
       </w:pPr>
       <w:r>
         <w:t>Discuss primary works on SmolVLA, ACT, candidate VLMs, and relevant robot-policy evaluation.</w:t>
@@ -2312,9 +1916,6 @@
       <w:pPr>
         <w:pStyle w:val="ListBullet"/>
         <w:spacing w:after="40"/>
-        <w:rPr>
-          <w:rFonts w:hint="eastAsia"/>
-        </w:rPr>
       </w:pPr>
       <w:r>
         <w:t>Build a comparison matrix: exact model/version, backbone, policy/action architecture, parameter count and what it includes, training data, hardware, task, metric, and source.</w:t>
@@ -2324,9 +1925,6 @@
       <w:pPr>
         <w:pStyle w:val="ListBullet"/>
         <w:spacing w:after="40"/>
-        <w:rPr>
-          <w:rFonts w:hint="eastAsia"/>
-        </w:rPr>
       </w:pPr>
       <w:r>
         <w:t>Separate author-reported benchmarks from your own reproduction; do not compare success rates as directly equivalent if tasks or hardware differ.</w:t>
@@ -2336,9 +1934,6 @@
       <w:pPr>
         <w:pStyle w:val="ListBullet"/>
         <w:spacing w:after="40"/>
-        <w:rPr>
-          <w:rFonts w:hint="eastAsia"/>
-        </w:rPr>
       </w:pPr>
       <w:r>
         <w:t>Identify limitations in prior evidence and state a narrow gap supported by the reviewed literature.</w:t>
@@ -2348,20 +1943,12 @@
       <w:pPr>
         <w:pStyle w:val="ListBullet"/>
         <w:spacing w:after="40"/>
-        <w:rPr>
-          <w:rFonts w:hint="eastAsia"/>
-        </w:rPr>
       </w:pPr>
       <w:r>
         <w:t>Explain why your design is a reasonable way to investigate the gap.</w:t>
       </w:r>
     </w:p>
     <w:p>
-      <w:pPr>
-        <w:rPr>
-          <w:rFonts w:hint="eastAsia"/>
-        </w:rPr>
-      </w:pPr>
       <w:r>
         <w:rPr>
           <w:b/>
@@ -2373,11 +1960,6 @@
       </w:r>
     </w:p>
     <w:p>
-      <w:pPr>
-        <w:rPr>
-          <w:rFonts w:hint="eastAsia"/>
-        </w:rPr>
-      </w:pPr>
       <w:r>
         <w:rPr>
           <w:b/>
@@ -2397,11 +1979,6 @@
       </w:r>
     </w:p>
     <w:p>
-      <w:pPr>
-        <w:rPr>
-          <w:rFonts w:hint="eastAsia"/>
-        </w:rPr>
-      </w:pPr>
       <w:r>
         <w:t>Purpose: let a technically capable reader understand exactly how evidence was produced.</w:t>
       </w:r>
@@ -2410,9 +1987,6 @@
       <w:pPr>
         <w:pStyle w:val="ListBullet"/>
         <w:spacing w:after="40"/>
-        <w:rPr>
-          <w:rFonts w:hint="eastAsia"/>
-        </w:rPr>
       </w:pPr>
       <w:r>
         <w:t>Research questions, hypotheses, primary outcome, secondary outcomes, and operational definitions.</w:t>
@@ -2422,9 +1996,6 @@
       <w:pPr>
         <w:pStyle w:val="ListBullet"/>
         <w:spacing w:after="40"/>
-        <w:rPr>
-          <w:rFonts w:hint="eastAsia"/>
-        </w:rPr>
       </w:pPr>
       <w:r>
         <w:t>Data collection: robot/camera setup, operator, task definition, demonstration procedure, episode inclusion/exclusion, preprocessing, and dataset version.</w:t>
@@ -2434,9 +2005,6 @@
       <w:pPr>
         <w:pStyle w:val="ListBullet"/>
         <w:spacing w:after="40"/>
-        <w:rPr>
-          <w:rFonts w:hint="eastAsia"/>
-        </w:rPr>
       </w:pPr>
       <w:r>
         <w:t>Split by episode or another justified unit; prevent leakage between training, validation, and test data. Document how any validation data are used.</w:t>
@@ -2446,9 +2014,6 @@
       <w:pPr>
         <w:pStyle w:val="ListBullet"/>
         <w:spacing w:after="40"/>
-        <w:rPr>
-          <w:rFonts w:hint="eastAsia"/>
-        </w:rPr>
       </w:pPr>
       <w:r>
         <w:t>Model and integration details: exact model IDs/revisions, layer-selection rule, feature/token dimensions, adapter/projection, action expert, trainable/frozen components.</w:t>
@@ -2458,9 +2023,6 @@
       <w:pPr>
         <w:pStyle w:val="ListBullet"/>
         <w:spacing w:after="40"/>
-        <w:rPr>
-          <w:rFonts w:hint="eastAsia"/>
-        </w:rPr>
       </w:pPr>
       <w:r>
         <w:t>Training: optimizer, learning rate, batch size, steps, scheduler, precision, seed policy, checkpoint rule, hardware/software, and compute budget.</w:t>
@@ -2470,9 +2032,6 @@
       <w:pPr>
         <w:pStyle w:val="ListBullet"/>
         <w:spacing w:after="40"/>
-        <w:rPr>
-          <w:rFonts w:hint="eastAsia"/>
-        </w:rPr>
       </w:pPr>
       <w:r>
         <w:t>Evaluation: start-state/task randomization, trial order, success criteria, timeout, reset procedure, human involvement, failures, and safety protocol.</w:t>
@@ -2482,9 +2041,6 @@
       <w:pPr>
         <w:pStyle w:val="ListBullet"/>
         <w:spacing w:after="40"/>
-        <w:rPr>
-          <w:rFonts w:hint="eastAsia"/>
-        </w:rPr>
       </w:pPr>
       <w:r>
         <w:t>Metrics: success rate and denominator; latency protocol including warm-up, device, precision, number of inferences, median and p95; memory measurement method; parameter-count definition.</w:t>
@@ -2494,9 +2050,6 @@
       <w:pPr>
         <w:pStyle w:val="ListBullet"/>
         <w:spacing w:after="40"/>
-        <w:rPr>
-          <w:rFonts w:hint="eastAsia"/>
-        </w:rPr>
       </w:pPr>
       <w:r>
         <w:lastRenderedPageBreak/>
@@ -2507,20 +2060,12 @@
       <w:pPr>
         <w:pStyle w:val="ListBullet"/>
         <w:spacing w:after="40"/>
-        <w:rPr>
-          <w:rFonts w:hint="eastAsia"/>
-        </w:rPr>
       </w:pPr>
       <w:r>
         <w:t>Threats to validity: internal, construct, external, and conclusion validity; ethical/safety considerations.</w:t>
       </w:r>
     </w:p>
     <w:p>
-      <w:pPr>
-        <w:rPr>
-          <w:rFonts w:hint="eastAsia"/>
-        </w:rPr>
-      </w:pPr>
       <w:r>
         <w:rPr>
           <w:b/>
@@ -2532,11 +2077,6 @@
       </w:r>
     </w:p>
     <w:p>
-      <w:pPr>
-        <w:rPr>
-          <w:rFonts w:hint="eastAsia"/>
-        </w:rPr>
-      </w:pPr>
       <w:r>
         <w:rPr>
           <w:b/>
@@ -2556,11 +2096,6 @@
       </w:r>
     </w:p>
     <w:p>
-      <w:pPr>
-        <w:rPr>
-          <w:rFonts w:hint="eastAsia"/>
-        </w:rPr>
-      </w:pPr>
       <w:r>
         <w:t>Purpose: document the actual engineered system, not just the intended design.</w:t>
       </w:r>
@@ -2569,9 +2104,6 @@
       <w:pPr>
         <w:pStyle w:val="ListBullet"/>
         <w:spacing w:after="40"/>
-        <w:rPr>
-          <w:rFonts w:hint="eastAsia"/>
-        </w:rPr>
       </w:pPr>
       <w:r>
         <w:t>Show architecture and component boundaries, including camera input, preprocessing, VLM backbone, adapter, action expert/policy, controller, robot, and monitoring interface if implemented.</w:t>
@@ -2581,9 +2113,6 @@
       <w:pPr>
         <w:pStyle w:val="ListBullet"/>
         <w:spacing w:after="40"/>
-        <w:rPr>
-          <w:rFonts w:hint="eastAsia"/>
-        </w:rPr>
       </w:pPr>
       <w:r>
         <w:t>Explain tensor shapes, data types, frame rate, action-chunk semantics, control frequency, and failure handling where relevant.</w:t>
@@ -2593,9 +2122,6 @@
       <w:pPr>
         <w:pStyle w:val="ListBullet"/>
         <w:spacing w:after="40"/>
-        <w:rPr>
-          <w:rFonts w:hint="eastAsia"/>
-        </w:rPr>
       </w:pPr>
       <w:r>
         <w:t>Describe integration changes per candidate backbone and how compatibility was tested.</w:t>
@@ -2605,9 +2131,6 @@
       <w:pPr>
         <w:pStyle w:val="ListBullet"/>
         <w:spacing w:after="40"/>
-        <w:rPr>
-          <w:rFonts w:hint="eastAsia"/>
-        </w:rPr>
       </w:pPr>
       <w:r>
         <w:t>Document deployment environment, dependency versions, launch procedure, model loading, checkpoint selection, and configuration management.</w:t>
@@ -2617,9 +2140,6 @@
       <w:pPr>
         <w:pStyle w:val="ListBullet"/>
         <w:spacing w:after="40"/>
-        <w:rPr>
-          <w:rFonts w:hint="eastAsia"/>
-        </w:rPr>
       </w:pPr>
       <w:r>
         <w:t>Describe safety controls, emergency stop, joint/workspace limits, and safe test procedures as applicable.</w:t>
@@ -2629,20 +2149,12 @@
       <w:pPr>
         <w:pStyle w:val="ListBullet"/>
         <w:spacing w:after="40"/>
-        <w:rPr>
-          <w:rFonts w:hint="eastAsia"/>
-        </w:rPr>
       </w:pPr>
       <w:r>
         <w:t>Separate implemented features from planned or partially implemented features.</w:t>
       </w:r>
     </w:p>
     <w:p>
-      <w:pPr>
-        <w:rPr>
-          <w:rFonts w:hint="eastAsia"/>
-        </w:rPr>
-      </w:pPr>
       <w:r>
         <w:rPr>
           <w:b/>
@@ -2654,11 +2166,6 @@
       </w:r>
     </w:p>
     <w:p>
-      <w:pPr>
-        <w:rPr>
-          <w:rFonts w:hint="eastAsia"/>
-        </w:rPr>
-      </w:pPr>
       <w:r>
         <w:rPr>
           <w:b/>
@@ -2678,11 +2185,6 @@
       </w:r>
     </w:p>
     <w:p>
-      <w:pPr>
-        <w:rPr>
-          <w:rFonts w:hint="eastAsia"/>
-        </w:rPr>
-      </w:pPr>
       <w:r>
         <w:t>Purpose: report what happened, then interpret how strongly it answers the questions.</w:t>
       </w:r>
@@ -2691,9 +2193,6 @@
       <w:pPr>
         <w:pStyle w:val="ListBullet"/>
         <w:spacing w:after="40"/>
-        <w:rPr>
-          <w:rFonts w:hint="eastAsia"/>
-        </w:rPr>
       </w:pPr>
       <w:r>
         <w:t>Start with dataset/training completion and protocol deviations; report exclusions and missing trials.</w:t>
@@ -2703,9 +2202,6 @@
       <w:pPr>
         <w:pStyle w:val="ListBullet"/>
         <w:spacing w:after="40"/>
-        <w:rPr>
-          <w:rFonts w:hint="eastAsia"/>
-        </w:rPr>
       </w:pPr>
       <w:r>
         <w:t>Present the primary outcome first, with numerator/denominator, uncertainty, and comparable conditions.</w:t>
@@ -2715,9 +2211,6 @@
       <w:pPr>
         <w:pStyle w:val="ListBullet"/>
         <w:spacing w:after="40"/>
-        <w:rPr>
-          <w:rFonts w:hint="eastAsia"/>
-        </w:rPr>
       </w:pPr>
       <w:r>
         <w:t>Present efficiency results separately and define measurement methods and units.</w:t>
@@ -2727,9 +2220,6 @@
       <w:pPr>
         <w:pStyle w:val="ListBullet"/>
         <w:spacing w:after="40"/>
-        <w:rPr>
-          <w:rFonts w:hint="eastAsia"/>
-        </w:rPr>
       </w:pPr>
       <w:r>
         <w:t>Include learning curves only when logged consistently; identify the checkpoint selected and selection rule.</w:t>
@@ -2739,9 +2229,6 @@
       <w:pPr>
         <w:pStyle w:val="ListBullet"/>
         <w:spacing w:after="40"/>
-        <w:rPr>
-          <w:rFonts w:hint="eastAsia"/>
-        </w:rPr>
       </w:pPr>
       <w:r>
         <w:t>Include failure categories and representative successes and failures, not only best-case videos.</w:t>
@@ -2751,9 +2238,6 @@
       <w:pPr>
         <w:pStyle w:val="ListBullet"/>
         <w:spacing w:after="40"/>
-        <w:rPr>
-          <w:rFonts w:hint="eastAsia"/>
-        </w:rPr>
       </w:pPr>
       <w:r>
         <w:t>For each objective and hypothesis, state supported, not supported, or inconclusive and cite the corresponding result/table.</w:t>
@@ -2763,9 +2247,6 @@
       <w:pPr>
         <w:pStyle w:val="ListBullet"/>
         <w:spacing w:after="40"/>
-        <w:rPr>
-          <w:rFonts w:hint="eastAsia"/>
-        </w:rPr>
       </w:pPr>
       <w:r>
         <w:t>Compare with literature cautiously because tasks, hardware, data, and protocols may differ.</w:t>
@@ -2775,20 +2256,12 @@
       <w:pPr>
         <w:pStyle w:val="ListBullet"/>
         <w:spacing w:after="40"/>
-        <w:rPr>
-          <w:rFonts w:hint="eastAsia"/>
-        </w:rPr>
       </w:pPr>
       <w:r>
         <w:t>Discuss alternative explanations and threats to validity. Do not infer better grounding or localization from success rate alone unless tested.</w:t>
       </w:r>
     </w:p>
     <w:p>
-      <w:pPr>
-        <w:rPr>
-          <w:rFonts w:hint="eastAsia"/>
-        </w:rPr>
-      </w:pPr>
       <w:r>
         <w:rPr>
           <w:b/>
@@ -2800,11 +2273,6 @@
       </w:r>
     </w:p>
     <w:p>
-      <w:pPr>
-        <w:rPr>
-          <w:rFonts w:hint="eastAsia"/>
-        </w:rPr>
-      </w:pPr>
       <w:r>
         <w:rPr>
           <w:b/>
@@ -2824,11 +2292,6 @@
       </w:r>
     </w:p>
     <w:p>
-      <w:pPr>
-        <w:rPr>
-          <w:rFonts w:hint="eastAsia"/>
-        </w:rPr>
-      </w:pPr>
       <w:r>
         <w:t>Purpose: answer the question without introducing new evidence.</w:t>
       </w:r>
@@ -2837,9 +2300,6 @@
       <w:pPr>
         <w:pStyle w:val="ListBullet"/>
         <w:spacing w:after="40"/>
-        <w:rPr>
-          <w:rFonts w:hint="eastAsia"/>
-        </w:rPr>
       </w:pPr>
       <w:r>
         <w:t>Answer each research question directly and summarize the strongest findings.</w:t>
@@ -2849,9 +2309,6 @@
       <w:pPr>
         <w:pStyle w:val="ListBullet"/>
         <w:spacing w:after="40"/>
-        <w:rPr>
-          <w:rFonts w:hint="eastAsia"/>
-        </w:rPr>
       </w:pPr>
       <w:r>
         <w:t>State contributions that were actually delivered: implementation, evaluation evidence, dataset/protocol, or reusable integration procedure as applicable.</w:t>
@@ -2861,9 +2318,6 @@
       <w:pPr>
         <w:pStyle w:val="ListBullet"/>
         <w:spacing w:after="40"/>
-        <w:rPr>
-          <w:rFonts w:hint="eastAsia"/>
-        </w:rPr>
       </w:pPr>
       <w:r>
         <w:t>Separate demonstrated contributions from intended benefits.</w:t>
@@ -2873,9 +2327,6 @@
       <w:pPr>
         <w:pStyle w:val="ListBullet"/>
         <w:spacing w:after="40"/>
-        <w:rPr>
-          <w:rFonts w:hint="eastAsia"/>
-        </w:rPr>
       </w:pPr>
       <w:r>
         <w:lastRenderedPageBreak/>
@@ -2886,20 +2337,12 @@
       <w:pPr>
         <w:pStyle w:val="ListBullet"/>
         <w:spacing w:after="40"/>
-        <w:rPr>
-          <w:rFonts w:hint="eastAsia"/>
-        </w:rPr>
       </w:pPr>
       <w:r>
         <w:t>Propose future work that follows from evidence rather than generic wish lists.</w:t>
       </w:r>
     </w:p>
     <w:p>
-      <w:pPr>
-        <w:rPr>
-          <w:rFonts w:hint="eastAsia"/>
-        </w:rPr>
-      </w:pPr>
       <w:r>
         <w:rPr>
           <w:b/>
@@ -2911,11 +2354,6 @@
       </w:r>
     </w:p>
     <w:p>
-      <w:pPr>
-        <w:rPr>
-          <w:rFonts w:hint="eastAsia"/>
-        </w:rPr>
-      </w:pPr>
       <w:r>
         <w:rPr>
           <w:b/>
@@ -2935,11 +2373,6 @@
       </w:r>
     </w:p>
     <w:p>
-      <w:pPr>
-        <w:rPr>
-          <w:rFonts w:hint="eastAsia"/>
-        </w:rPr>
-      </w:pPr>
       <w:r>
         <w:t>Purpose: make every source identifiable and every citation accurate.</w:t>
       </w:r>
@@ -2948,9 +2381,6 @@
       <w:pPr>
         <w:pStyle w:val="ListBullet"/>
         <w:spacing w:after="40"/>
-        <w:rPr>
-          <w:rFonts w:hint="eastAsia"/>
-        </w:rPr>
       </w:pPr>
       <w:r>
         <w:t>Use one citation style required by the course; if unspecified, confirm with the supervisor before formatting the whole report.</w:t>
@@ -2960,9 +2390,6 @@
       <w:pPr>
         <w:pStyle w:val="ListBullet"/>
         <w:spacing w:after="40"/>
-        <w:rPr>
-          <w:rFonts w:hint="eastAsia"/>
-        </w:rPr>
       </w:pPr>
       <w:r>
         <w:t>Prefer primary papers, official repositories/model cards, dataset documentation, and official technical reports for implementation claims.</w:t>
@@ -2972,9 +2399,6 @@
       <w:pPr>
         <w:pStyle w:val="ListBullet"/>
         <w:spacing w:after="40"/>
-        <w:rPr>
-          <w:rFonts w:hint="eastAsia"/>
-        </w:rPr>
       </w:pPr>
       <w:r>
         <w:t>Record title, authors, venue/year, DOI or arXiv ID, URL, access date where appropriate, and version/revision for mutable model documentation.</w:t>
@@ -2984,9 +2408,6 @@
       <w:pPr>
         <w:pStyle w:val="ListBullet"/>
         <w:spacing w:after="40"/>
-        <w:rPr>
-          <w:rFonts w:hint="eastAsia"/>
-        </w:rPr>
       </w:pPr>
       <w:r>
         <w:t>Use a reference manager and citation keys; avoid manually retyping references when export is available.</w:t>
@@ -2996,20 +2417,12 @@
       <w:pPr>
         <w:pStyle w:val="ListBullet"/>
         <w:spacing w:after="40"/>
-        <w:rPr>
-          <w:rFonts w:hint="eastAsia"/>
-        </w:rPr>
       </w:pPr>
       <w:r>
         <w:t>Check in-text citations against the bibliography in both directions.</w:t>
       </w:r>
     </w:p>
     <w:p>
-      <w:pPr>
-        <w:rPr>
-          <w:rFonts w:hint="eastAsia"/>
-        </w:rPr>
-      </w:pPr>
       <w:r>
         <w:rPr>
           <w:b/>
@@ -3021,11 +2434,6 @@
       </w:r>
     </w:p>
     <w:p>
-      <w:pPr>
-        <w:rPr>
-          <w:rFonts w:hint="eastAsia"/>
-        </w:rPr>
-      </w:pPr>
       <w:r>
         <w:rPr>
           <w:b/>
@@ -3045,11 +2453,6 @@
       </w:r>
     </w:p>
     <w:p>
-      <w:pPr>
-        <w:rPr>
-          <w:rFonts w:hint="eastAsia"/>
-        </w:rPr>
-      </w:pPr>
       <w:r>
         <w:t>Purpose: provide supporting detail without overwhelming the main narrative.</w:t>
       </w:r>
@@ -3058,9 +2461,6 @@
       <w:pPr>
         <w:pStyle w:val="ListBullet"/>
         <w:spacing w:after="40"/>
-        <w:rPr>
-          <w:rFonts w:hint="eastAsia"/>
-        </w:rPr>
       </w:pPr>
       <w:r>
         <w:t>Search protocol and screening notes, if used.</w:t>
@@ -3070,9 +2470,6 @@
       <w:pPr>
         <w:pStyle w:val="ListBullet"/>
         <w:spacing w:after="40"/>
-        <w:rPr>
-          <w:rFonts w:hint="eastAsia"/>
-        </w:rPr>
       </w:pPr>
       <w:r>
         <w:t>Full model/configuration table, training commands/configs, dependency versions, hardware details, and commit hashes.</w:t>
@@ -3082,9 +2479,6 @@
       <w:pPr>
         <w:pStyle w:val="ListBullet"/>
         <w:spacing w:after="40"/>
-        <w:rPr>
-          <w:rFonts w:hint="eastAsia"/>
-        </w:rPr>
       </w:pPr>
       <w:r>
         <w:t>Dataset card/datasheet, collection protocol, split manifest or reproducible split-generation procedure.</w:t>
@@ -3094,9 +2488,6 @@
       <w:pPr>
         <w:pStyle w:val="ListBullet"/>
         <w:spacing w:after="40"/>
-        <w:rPr>
-          <w:rFonts w:hint="eastAsia"/>
-        </w:rPr>
       </w:pPr>
       <w:r>
         <w:t>Raw trial-level evaluation table, success criteria, failure taxonomy, and analysis scripts or repository links.</w:t>
@@ -3106,9 +2497,6 @@
       <w:pPr>
         <w:pStyle w:val="ListBullet"/>
         <w:spacing w:after="40"/>
-        <w:rPr>
-          <w:rFonts w:hint="eastAsia"/>
-        </w:rPr>
       </w:pPr>
       <w:r>
         <w:t>Additional diagrams, test cases, safety checklist, consent/site permissions where relevant and permitted.</w:t>
@@ -3118,20 +2506,12 @@
       <w:pPr>
         <w:pStyle w:val="ListBullet"/>
         <w:spacing w:after="40"/>
-        <w:rPr>
-          <w:rFonts w:hint="eastAsia"/>
-        </w:rPr>
       </w:pPr>
       <w:r>
         <w:t>README, reproducibility instructions, and a list of known limitations.</w:t>
       </w:r>
     </w:p>
     <w:p>
-      <w:pPr>
-        <w:rPr>
-          <w:rFonts w:hint="eastAsia"/>
-        </w:rPr>
-      </w:pPr>
       <w:r>
         <w:rPr>
           <w:b/>
@@ -3143,11 +2523,6 @@
       </w:r>
     </w:p>
     <w:p>
-      <w:pPr>
-        <w:rPr>
-          <w:rFonts w:hint="eastAsia"/>
-        </w:rPr>
-      </w:pPr>
       <w:r>
         <w:rPr>
           <w:b/>
@@ -3167,11 +2542,6 @@
       </w:r>
     </w:p>
     <w:p>
-      <w:pPr>
-        <w:rPr>
-          <w:rFonts w:hint="eastAsia"/>
-        </w:rPr>
-      </w:pPr>
       <w:r>
         <w:t>Fill this in and obtain supervisor/team agreement before the final evaluation. A blank or “TBD” field is a decision to make, not a value to invent later.</w:t>
       </w:r>
@@ -3201,9 +2571,6 @@
           <w:p>
             <w:pPr>
               <w:spacing w:after="20"/>
-              <w:rPr>
-                <w:rFonts w:hint="eastAsia"/>
-              </w:rPr>
             </w:pPr>
             <w:r>
               <w:rPr>
@@ -3224,9 +2591,6 @@
           <w:p>
             <w:pPr>
               <w:spacing w:after="20"/>
-              <w:rPr>
-                <w:rFonts w:hint="eastAsia"/>
-              </w:rPr>
             </w:pPr>
             <w:r>
               <w:rPr>
@@ -3247,9 +2611,6 @@
           <w:p>
             <w:pPr>
               <w:spacing w:after="20"/>
-              <w:rPr>
-                <w:rFonts w:hint="eastAsia"/>
-              </w:rPr>
             </w:pPr>
             <w:r>
               <w:rPr>
@@ -3274,9 +2635,6 @@
           <w:p>
             <w:pPr>
               <w:spacing w:after="20"/>
-              <w:rPr>
-                <w:rFonts w:hint="eastAsia"/>
-              </w:rPr>
             </w:pPr>
             <w:r>
               <w:rPr>
@@ -3294,9 +2652,6 @@
           <w:p>
             <w:pPr>
               <w:spacing w:after="20"/>
-              <w:rPr>
-                <w:rFonts w:hint="eastAsia"/>
-              </w:rPr>
             </w:pPr>
             <w:r>
               <w:rPr>
@@ -3314,9 +2669,6 @@
           <w:p>
             <w:pPr>
               <w:spacing w:after="20"/>
-              <w:rPr>
-                <w:rFonts w:hint="eastAsia"/>
-              </w:rPr>
             </w:pPr>
             <w:r>
               <w:rPr>
@@ -3340,9 +2692,6 @@
           <w:p>
             <w:pPr>
               <w:spacing w:after="20"/>
-              <w:rPr>
-                <w:rFonts w:hint="eastAsia"/>
-              </w:rPr>
             </w:pPr>
             <w:r>
               <w:rPr>
@@ -3361,9 +2710,6 @@
           <w:p>
             <w:pPr>
               <w:spacing w:after="20"/>
-              <w:rPr>
-                <w:rFonts w:hint="eastAsia"/>
-              </w:rPr>
             </w:pPr>
             <w:r>
               <w:rPr>
@@ -3382,9 +2728,6 @@
           <w:p>
             <w:pPr>
               <w:spacing w:after="20"/>
-              <w:rPr>
-                <w:rFonts w:hint="eastAsia"/>
-              </w:rPr>
             </w:pPr>
             <w:r>
               <w:rPr>
@@ -3407,9 +2750,6 @@
           <w:p>
             <w:pPr>
               <w:spacing w:after="20"/>
-              <w:rPr>
-                <w:rFonts w:hint="eastAsia"/>
-              </w:rPr>
             </w:pPr>
             <w:r>
               <w:rPr>
@@ -3427,9 +2767,6 @@
           <w:p>
             <w:pPr>
               <w:spacing w:after="20"/>
-              <w:rPr>
-                <w:rFonts w:hint="eastAsia"/>
-              </w:rPr>
             </w:pPr>
             <w:r>
               <w:rPr>
@@ -3447,9 +2784,6 @@
           <w:p>
             <w:pPr>
               <w:spacing w:after="20"/>
-              <w:rPr>
-                <w:rFonts w:hint="eastAsia"/>
-              </w:rPr>
             </w:pPr>
             <w:r>
               <w:rPr>
@@ -3473,9 +2807,6 @@
           <w:p>
             <w:pPr>
               <w:spacing w:after="20"/>
-              <w:rPr>
-                <w:rFonts w:hint="eastAsia"/>
-              </w:rPr>
             </w:pPr>
             <w:r>
               <w:rPr>
@@ -3494,9 +2825,6 @@
           <w:p>
             <w:pPr>
               <w:spacing w:after="20"/>
-              <w:rPr>
-                <w:rFonts w:hint="eastAsia"/>
-              </w:rPr>
             </w:pPr>
             <w:r>
               <w:rPr>
@@ -3515,9 +2843,6 @@
           <w:p>
             <w:pPr>
               <w:spacing w:after="20"/>
-              <w:rPr>
-                <w:rFonts w:hint="eastAsia"/>
-              </w:rPr>
             </w:pPr>
             <w:r>
               <w:rPr>
@@ -3540,9 +2865,6 @@
           <w:p>
             <w:pPr>
               <w:spacing w:after="20"/>
-              <w:rPr>
-                <w:rFonts w:hint="eastAsia"/>
-              </w:rPr>
             </w:pPr>
             <w:r>
               <w:rPr>
@@ -3560,9 +2882,6 @@
           <w:p>
             <w:pPr>
               <w:spacing w:after="20"/>
-              <w:rPr>
-                <w:rFonts w:hint="eastAsia"/>
-              </w:rPr>
             </w:pPr>
             <w:r>
               <w:rPr>
@@ -3580,9 +2899,6 @@
           <w:p>
             <w:pPr>
               <w:spacing w:after="20"/>
-              <w:rPr>
-                <w:rFonts w:hint="eastAsia"/>
-              </w:rPr>
             </w:pPr>
             <w:r>
               <w:rPr>
@@ -3606,9 +2922,6 @@
           <w:p>
             <w:pPr>
               <w:spacing w:after="20"/>
-              <w:rPr>
-                <w:rFonts w:hint="eastAsia"/>
-              </w:rPr>
             </w:pPr>
             <w:r>
               <w:rPr>
@@ -3627,9 +2940,6 @@
           <w:p>
             <w:pPr>
               <w:spacing w:after="20"/>
-              <w:rPr>
-                <w:rFonts w:hint="eastAsia"/>
-              </w:rPr>
             </w:pPr>
             <w:r>
               <w:rPr>
@@ -3648,9 +2958,6 @@
           <w:p>
             <w:pPr>
               <w:spacing w:after="20"/>
-              <w:rPr>
-                <w:rFonts w:hint="eastAsia"/>
-              </w:rPr>
             </w:pPr>
             <w:r>
               <w:rPr>
@@ -3673,9 +2980,6 @@
           <w:p>
             <w:pPr>
               <w:spacing w:after="20"/>
-              <w:rPr>
-                <w:rFonts w:hint="eastAsia"/>
-              </w:rPr>
             </w:pPr>
             <w:r>
               <w:rPr>
@@ -3693,9 +2997,6 @@
           <w:p>
             <w:pPr>
               <w:spacing w:after="20"/>
-              <w:rPr>
-                <w:rFonts w:hint="eastAsia"/>
-              </w:rPr>
             </w:pPr>
             <w:r>
               <w:rPr>
@@ -3713,9 +3014,6 @@
           <w:p>
             <w:pPr>
               <w:spacing w:after="20"/>
-              <w:rPr>
-                <w:rFonts w:hint="eastAsia"/>
-              </w:rPr>
             </w:pPr>
             <w:r>
               <w:rPr>
@@ -3740,11 +3038,12 @@
             <w:pPr>
               <w:spacing w:after="20"/>
               <w:rPr>
-                <w:rFonts w:hint="eastAsia"/>
-              </w:rPr>
-            </w:pPr>
-            <w:r>
-              <w:rPr>
+                <w:color w:val="EE0000"/>
+              </w:rPr>
+            </w:pPr>
+            <w:r>
+              <w:rPr>
+                <w:color w:val="EE0000"/>
                 <w:sz w:val="16"/>
               </w:rPr>
               <w:t>Checkpoint selection</w:t>
@@ -3760,9 +3059,6 @@
           <w:p>
             <w:pPr>
               <w:spacing w:after="20"/>
-              <w:rPr>
-                <w:rFonts w:hint="eastAsia"/>
-              </w:rPr>
             </w:pPr>
             <w:r>
               <w:rPr>
@@ -3781,9 +3077,6 @@
           <w:p>
             <w:pPr>
               <w:spacing w:after="20"/>
-              <w:rPr>
-                <w:rFonts w:hint="eastAsia"/>
-              </w:rPr>
             </w:pPr>
             <w:r>
               <w:rPr>
@@ -3806,9 +3099,6 @@
           <w:p>
             <w:pPr>
               <w:spacing w:after="20"/>
-              <w:rPr>
-                <w:rFonts w:hint="eastAsia"/>
-              </w:rPr>
             </w:pPr>
             <w:r>
               <w:rPr>
@@ -3827,9 +3117,6 @@
           <w:p>
             <w:pPr>
               <w:spacing w:after="20"/>
-              <w:rPr>
-                <w:rFonts w:hint="eastAsia"/>
-              </w:rPr>
             </w:pPr>
             <w:r>
               <w:rPr>
@@ -3847,9 +3134,6 @@
           <w:p>
             <w:pPr>
               <w:spacing w:after="20"/>
-              <w:rPr>
-                <w:rFonts w:hint="eastAsia"/>
-              </w:rPr>
             </w:pPr>
             <w:r>
               <w:rPr>
@@ -3873,9 +3157,6 @@
           <w:p>
             <w:pPr>
               <w:spacing w:after="20"/>
-              <w:rPr>
-                <w:rFonts w:hint="eastAsia"/>
-              </w:rPr>
             </w:pPr>
             <w:r>
               <w:rPr>
@@ -3894,9 +3175,6 @@
           <w:p>
             <w:pPr>
               <w:spacing w:after="20"/>
-              <w:rPr>
-                <w:rFonts w:hint="eastAsia"/>
-              </w:rPr>
             </w:pPr>
             <w:r>
               <w:rPr>
@@ -3915,9 +3193,6 @@
           <w:p>
             <w:pPr>
               <w:spacing w:after="20"/>
-              <w:rPr>
-                <w:rFonts w:hint="eastAsia"/>
-              </w:rPr>
             </w:pPr>
             <w:r>
               <w:rPr>
@@ -3940,9 +3215,6 @@
           <w:p>
             <w:pPr>
               <w:spacing w:after="20"/>
-              <w:rPr>
-                <w:rFonts w:hint="eastAsia"/>
-              </w:rPr>
             </w:pPr>
             <w:r>
               <w:rPr>
@@ -3960,9 +3232,6 @@
           <w:p>
             <w:pPr>
               <w:spacing w:after="20"/>
-              <w:rPr>
-                <w:rFonts w:hint="eastAsia"/>
-              </w:rPr>
             </w:pPr>
             <w:r>
               <w:rPr>
@@ -3980,9 +3249,6 @@
           <w:p>
             <w:pPr>
               <w:spacing w:after="20"/>
-              <w:rPr>
-                <w:rFonts w:hint="eastAsia"/>
-              </w:rPr>
             </w:pPr>
             <w:r>
               <w:rPr>
@@ -4006,9 +3272,6 @@
           <w:p>
             <w:pPr>
               <w:spacing w:after="20"/>
-              <w:rPr>
-                <w:rFonts w:hint="eastAsia"/>
-              </w:rPr>
             </w:pPr>
             <w:r>
               <w:rPr>
@@ -4027,9 +3290,6 @@
           <w:p>
             <w:pPr>
               <w:spacing w:after="20"/>
-              <w:rPr>
-                <w:rFonts w:hint="eastAsia"/>
-              </w:rPr>
             </w:pPr>
             <w:r>
               <w:rPr>
@@ -4048,9 +3308,6 @@
           <w:p>
             <w:pPr>
               <w:spacing w:after="20"/>
-              <w:rPr>
-                <w:rFonts w:hint="eastAsia"/>
-              </w:rPr>
             </w:pPr>
             <w:r>
               <w:rPr>
@@ -4073,9 +3330,6 @@
           <w:p>
             <w:pPr>
               <w:spacing w:after="20"/>
-              <w:rPr>
-                <w:rFonts w:hint="eastAsia"/>
-              </w:rPr>
             </w:pPr>
             <w:r>
               <w:rPr>
@@ -4093,9 +3347,6 @@
           <w:p>
             <w:pPr>
               <w:spacing w:after="20"/>
-              <w:rPr>
-                <w:rFonts w:hint="eastAsia"/>
-              </w:rPr>
             </w:pPr>
             <w:r>
               <w:rPr>
@@ -4113,9 +3364,6 @@
           <w:p>
             <w:pPr>
               <w:spacing w:after="20"/>
-              <w:rPr>
-                <w:rFonts w:hint="eastAsia"/>
-              </w:rPr>
             </w:pPr>
             <w:r>
               <w:rPr>
@@ -4139,9 +3387,6 @@
           <w:p>
             <w:pPr>
               <w:spacing w:after="20"/>
-              <w:rPr>
-                <w:rFonts w:hint="eastAsia"/>
-              </w:rPr>
             </w:pPr>
             <w:r>
               <w:rPr>
@@ -4160,9 +3405,6 @@
           <w:p>
             <w:pPr>
               <w:spacing w:after="20"/>
-              <w:rPr>
-                <w:rFonts w:hint="eastAsia"/>
-              </w:rPr>
             </w:pPr>
             <w:r>
               <w:rPr>
@@ -4181,9 +3423,6 @@
           <w:p>
             <w:pPr>
               <w:spacing w:after="20"/>
-              <w:rPr>
-                <w:rFonts w:hint="eastAsia"/>
-              </w:rPr>
             </w:pPr>
             <w:r>
               <w:rPr>
@@ -4195,95 +3434,69 @@
         </w:tc>
       </w:tr>
     </w:tbl>
+    <w:p/>
     <w:p>
       <w:pPr>
-        <w:rPr>
-          <w:rFonts w:hint="eastAsia"/>
-        </w:rPr>
-      </w:pPr>
+        <w:pStyle w:val="Heading2"/>
+      </w:pPr>
+      <w:r>
+        <w:t>Important design cautions</w:t>
+      </w:r>
     </w:p>
     <w:p>
       <w:pPr>
-        <w:pStyle w:val="Heading2"/>
-      </w:pPr>
-      <w:r>
-        <w:t>Important design cautions</w:t>
+        <w:pStyle w:val="ListBullet"/>
+        <w:spacing w:after="40"/>
+      </w:pPr>
+      <w:r>
+        <w:t>Equal training steps do not guarantee equal compute or equal optimization opportunity. Report the fairness rule and the actual training cost.</w:t>
       </w:r>
     </w:p>
     <w:p>
       <w:pPr>
         <w:pStyle w:val="ListBullet"/>
         <w:spacing w:after="40"/>
-        <w:rPr>
-          <w:rFonts w:hint="eastAsia"/>
-        </w:rPr>
-      </w:pPr>
-      <w:r>
-        <w:t>Equal training steps do not guarantee equal compute or equal optimization opportunity. Report the fairness rule and the actual training cost.</w:t>
+      </w:pPr>
+      <w:r>
+        <w:t>Success rate alone cannot establish that visual grounding improved. If grounding is part of the causal explanation, add a targeted diagnostic or state it as a possible explanation.</w:t>
       </w:r>
     </w:p>
     <w:p>
       <w:pPr>
         <w:pStyle w:val="ListBullet"/>
         <w:spacing w:after="40"/>
-        <w:rPr>
-          <w:rFonts w:hint="eastAsia"/>
-        </w:rPr>
-      </w:pPr>
-      <w:r>
-        <w:t>Success rate alone cannot establish that visual grounding improved. If grounding is part of the causal explanation, add a targeted diagnostic or state it as a possible explanation.</w:t>
+      </w:pPr>
+      <w:r>
+        <w:t>Trials on the same robot setup may be correlated. Define the unit of analysis and avoid treating repeated attempts as fully independent without justification.</w:t>
       </w:r>
     </w:p>
     <w:p>
       <w:pPr>
         <w:pStyle w:val="ListBullet"/>
         <w:spacing w:after="40"/>
-        <w:rPr>
-          <w:rFonts w:hint="eastAsia"/>
-        </w:rPr>
-      </w:pPr>
-      <w:r>
-        <w:t>Trials on the same robot setup may be correlated. Define the unit of analysis and avoid treating repeated attempts as fully independent without justification.</w:t>
+      </w:pPr>
+      <w:r>
+        <w:t>Predefine what happens when a run is interrupted, the robot needs reset, a camera fails, or a trial is invalid. Report deviations rather than silently dropping them.</w:t>
       </w:r>
     </w:p>
     <w:p>
       <w:pPr>
         <w:pStyle w:val="ListBullet"/>
         <w:spacing w:after="40"/>
-        <w:rPr>
-          <w:rFonts w:hint="eastAsia"/>
-        </w:rPr>
-      </w:pPr>
-      <w:r>
-        <w:t>Predefine what happens when a run is interrupted, the robot needs reset, a camera fails, or a trial is invalid. Report deviations rather than silently dropping them.</w:t>
+      </w:pPr>
+      <w:r>
+        <w:t>Do not claim generalization to factories or other robots from one task/arm unless the study directly tests that setting.</w:t>
       </w:r>
     </w:p>
     <w:p>
       <w:pPr>
-        <w:pStyle w:val="ListBullet"/>
-        <w:spacing w:after="40"/>
-        <w:rPr>
-          <w:rFonts w:hint="eastAsia"/>
-        </w:rPr>
-      </w:pPr>
-      <w:r>
-        <w:t>Do not claim generalization to factories or other robots from one task/arm unless the study directly tests that setting.</w:t>
+        <w:pStyle w:val="Heading1"/>
+      </w:pPr>
+      <w:r>
+        <w:t>7. Claim ledger: the report’s fact-checking system</w:t>
       </w:r>
     </w:p>
     <w:p>
-      <w:pPr>
-        <w:pStyle w:val="Heading1"/>
-      </w:pPr>
-      <w:r>
-        <w:t>7. Claim ledger: the report’s fact-checking system</w:t>
-      </w:r>
-    </w:p>
-    <w:p>
-      <w:pPr>
-        <w:rPr>
-          <w:rFonts w:hint="eastAsia"/>
-        </w:rPr>
-      </w:pPr>
       <w:r>
         <w:t>Maintain a spreadsheet with one row per important factual or interpretive claim. Add an ID and keep it stable when the claim is revised.</w:t>
       </w:r>
@@ -4312,9 +3525,6 @@
           <w:p>
             <w:pPr>
               <w:spacing w:after="20"/>
-              <w:rPr>
-                <w:rFonts w:hint="eastAsia"/>
-              </w:rPr>
             </w:pPr>
             <w:r>
               <w:rPr>
@@ -4335,9 +3545,6 @@
           <w:p>
             <w:pPr>
               <w:spacing w:after="20"/>
-              <w:rPr>
-                <w:rFonts w:hint="eastAsia"/>
-              </w:rPr>
             </w:pPr>
             <w:r>
               <w:rPr>
@@ -4362,9 +3569,6 @@
           <w:p>
             <w:pPr>
               <w:spacing w:after="20"/>
-              <w:rPr>
-                <w:rFonts w:hint="eastAsia"/>
-              </w:rPr>
             </w:pPr>
             <w:r>
               <w:rPr>
@@ -4382,9 +3586,6 @@
           <w:p>
             <w:pPr>
               <w:spacing w:after="20"/>
-              <w:rPr>
-                <w:rFonts w:hint="eastAsia"/>
-              </w:rPr>
             </w:pPr>
             <w:r>
               <w:rPr>
@@ -4408,9 +3609,6 @@
           <w:p>
             <w:pPr>
               <w:spacing w:after="20"/>
-              <w:rPr>
-                <w:rFonts w:hint="eastAsia"/>
-              </w:rPr>
             </w:pPr>
             <w:r>
               <w:rPr>
@@ -4429,9 +3627,6 @@
           <w:p>
             <w:pPr>
               <w:spacing w:after="20"/>
-              <w:rPr>
-                <w:rFonts w:hint="eastAsia"/>
-              </w:rPr>
             </w:pPr>
             <w:r>
               <w:rPr>
@@ -4454,9 +3649,6 @@
           <w:p>
             <w:pPr>
               <w:spacing w:after="20"/>
-              <w:rPr>
-                <w:rFonts w:hint="eastAsia"/>
-              </w:rPr>
             </w:pPr>
             <w:r>
               <w:rPr>
@@ -4474,9 +3666,6 @@
           <w:p>
             <w:pPr>
               <w:spacing w:after="20"/>
-              <w:rPr>
-                <w:rFonts w:hint="eastAsia"/>
-              </w:rPr>
             </w:pPr>
             <w:r>
               <w:rPr>
@@ -4500,9 +3689,6 @@
           <w:p>
             <w:pPr>
               <w:spacing w:after="20"/>
-              <w:rPr>
-                <w:rFonts w:hint="eastAsia"/>
-              </w:rPr>
             </w:pPr>
             <w:r>
               <w:rPr>
@@ -4521,9 +3707,6 @@
           <w:p>
             <w:pPr>
               <w:spacing w:after="20"/>
-              <w:rPr>
-                <w:rFonts w:hint="eastAsia"/>
-              </w:rPr>
             </w:pPr>
             <w:r>
               <w:rPr>
@@ -4546,9 +3729,6 @@
           <w:p>
             <w:pPr>
               <w:spacing w:after="20"/>
-              <w:rPr>
-                <w:rFonts w:hint="eastAsia"/>
-              </w:rPr>
             </w:pPr>
             <w:r>
               <w:rPr>
@@ -4566,9 +3746,6 @@
           <w:p>
             <w:pPr>
               <w:spacing w:after="20"/>
-              <w:rPr>
-                <w:rFonts w:hint="eastAsia"/>
-              </w:rPr>
             </w:pPr>
             <w:r>
               <w:rPr>
@@ -4592,9 +3769,6 @@
           <w:p>
             <w:pPr>
               <w:spacing w:after="20"/>
-              <w:rPr>
-                <w:rFonts w:hint="eastAsia"/>
-              </w:rPr>
             </w:pPr>
             <w:r>
               <w:rPr>
@@ -4613,9 +3787,6 @@
           <w:p>
             <w:pPr>
               <w:spacing w:after="20"/>
-              <w:rPr>
-                <w:rFonts w:hint="eastAsia"/>
-              </w:rPr>
             </w:pPr>
             <w:r>
               <w:rPr>
@@ -4638,9 +3809,6 @@
           <w:p>
             <w:pPr>
               <w:spacing w:after="20"/>
-              <w:rPr>
-                <w:rFonts w:hint="eastAsia"/>
-              </w:rPr>
             </w:pPr>
             <w:r>
               <w:rPr>
@@ -4658,9 +3826,6 @@
           <w:p>
             <w:pPr>
               <w:spacing w:after="20"/>
-              <w:rPr>
-                <w:rFonts w:hint="eastAsia"/>
-              </w:rPr>
             </w:pPr>
             <w:r>
               <w:rPr>
@@ -4684,9 +3849,6 @@
           <w:p>
             <w:pPr>
               <w:spacing w:after="20"/>
-              <w:rPr>
-                <w:rFonts w:hint="eastAsia"/>
-              </w:rPr>
             </w:pPr>
             <w:r>
               <w:rPr>
@@ -4705,9 +3867,6 @@
           <w:p>
             <w:pPr>
               <w:spacing w:after="20"/>
-              <w:rPr>
-                <w:rFonts w:hint="eastAsia"/>
-              </w:rPr>
             </w:pPr>
             <w:r>
               <w:rPr>
@@ -4730,9 +3889,6 @@
           <w:p>
             <w:pPr>
               <w:spacing w:after="20"/>
-              <w:rPr>
-                <w:rFonts w:hint="eastAsia"/>
-              </w:rPr>
             </w:pPr>
             <w:r>
               <w:rPr>
@@ -4750,9 +3906,6 @@
           <w:p>
             <w:pPr>
               <w:spacing w:after="20"/>
-              <w:rPr>
-                <w:rFonts w:hint="eastAsia"/>
-              </w:rPr>
             </w:pPr>
             <w:r>
               <w:rPr>
@@ -4764,76 +3917,55 @@
         </w:tc>
       </w:tr>
     </w:tbl>
+    <w:p/>
     <w:p>
       <w:pPr>
-        <w:rPr>
-          <w:rFonts w:hint="eastAsia"/>
-        </w:rPr>
-      </w:pPr>
+        <w:pStyle w:val="Heading2"/>
+      </w:pPr>
+      <w:r>
+        <w:t>Rules for claim wording</w:t>
+      </w:r>
     </w:p>
     <w:p>
       <w:pPr>
-        <w:pStyle w:val="Heading2"/>
-      </w:pPr>
-      <w:r>
-        <w:t>Rules for claim wording</w:t>
+        <w:pStyle w:val="ListBullet"/>
+        <w:spacing w:after="40"/>
+      </w:pPr>
+      <w:r>
+        <w:t>Literature claim: attribute it to the source and preserve its scope. A paper’s benchmark result is not automatically a result for your robot.</w:t>
       </w:r>
     </w:p>
     <w:p>
       <w:pPr>
         <w:pStyle w:val="ListBullet"/>
         <w:spacing w:after="40"/>
-        <w:rPr>
-          <w:rFonts w:hint="eastAsia"/>
-        </w:rPr>
-      </w:pPr>
-      <w:r>
-        <w:t>Literature claim: attribute it to the source and preserve its scope. A paper’s benchmark result is not automatically a result for your robot.</w:t>
+      </w:pPr>
+      <w:r>
+        <w:t>Measurement claim: link it to raw data, configuration, commit, and calculation script.</w:t>
       </w:r>
     </w:p>
     <w:p>
       <w:pPr>
         <w:pStyle w:val="ListBullet"/>
         <w:spacing w:after="40"/>
-        <w:rPr>
-          <w:rFonts w:hint="eastAsia"/>
-        </w:rPr>
-      </w:pPr>
-      <w:r>
-        <w:t>Measurement claim: link it to raw data, configuration, commit, and calculation script.</w:t>
+      </w:pPr>
+      <w:r>
+        <w:t>Design decision: state the constraint and rationale; do not present a design preference as an experimentally proven fact.</w:t>
       </w:r>
     </w:p>
     <w:p>
       <w:pPr>
         <w:pStyle w:val="ListBullet"/>
         <w:spacing w:after="40"/>
-        <w:rPr>
-          <w:rFonts w:hint="eastAsia"/>
-        </w:rPr>
-      </w:pPr>
-      <w:r>
-        <w:t>Design decision: state the constraint and rationale; do not present a design preference as an experimentally proven fact.</w:t>
+      </w:pPr>
+      <w:r>
+        <w:t>Hypothesis: label it explicitly and state whether it was tested. If not tested, do not write it as a finding.</w:t>
       </w:r>
     </w:p>
     <w:p>
       <w:pPr>
         <w:pStyle w:val="ListBullet"/>
         <w:spacing w:after="40"/>
-        <w:rPr>
-          <w:rFonts w:hint="eastAsia"/>
-        </w:rPr>
-      </w:pPr>
-      <w:r>
-        <w:t>Hypothesis: label it explicitly and state whether it was tested. If not tested, do not write it as a finding.</w:t>
-      </w:r>
-    </w:p>
-    <w:p>
-      <w:pPr>
-        <w:pStyle w:val="ListBullet"/>
-        <w:spacing w:after="40"/>
-        <w:rPr>
-          <w:rFonts w:hint="eastAsia"/>
-        </w:rPr>
       </w:pPr>
       <w:r>
         <w:t>Novelty claim: describe the search you performed and bound the claim to that search. Avoid “first” or “no one has done this” without unusually strong evidence.</w:t>
@@ -4872,9 +4004,6 @@
           <w:p>
             <w:pPr>
               <w:spacing w:after="20"/>
-              <w:rPr>
-                <w:rFonts w:hint="eastAsia"/>
-              </w:rPr>
             </w:pPr>
             <w:r>
               <w:rPr>
@@ -4895,9 +4024,6 @@
           <w:p>
             <w:pPr>
               <w:spacing w:after="20"/>
-              <w:rPr>
-                <w:rFonts w:hint="eastAsia"/>
-              </w:rPr>
             </w:pPr>
             <w:r>
               <w:rPr>
@@ -4918,9 +4044,6 @@
           <w:p>
             <w:pPr>
               <w:spacing w:after="20"/>
-              <w:rPr>
-                <w:rFonts w:hint="eastAsia"/>
-              </w:rPr>
             </w:pPr>
             <w:r>
               <w:rPr>
@@ -4945,9 +4068,6 @@
           <w:p>
             <w:pPr>
               <w:spacing w:after="20"/>
-              <w:rPr>
-                <w:rFonts w:hint="eastAsia"/>
-              </w:rPr>
             </w:pPr>
             <w:r>
               <w:rPr>
@@ -4965,9 +4085,6 @@
           <w:p>
             <w:pPr>
               <w:spacing w:after="20"/>
-              <w:rPr>
-                <w:rFonts w:hint="eastAsia"/>
-              </w:rPr>
             </w:pPr>
             <w:r>
               <w:rPr>
@@ -4985,9 +4102,6 @@
           <w:p>
             <w:pPr>
               <w:spacing w:after="20"/>
-              <w:rPr>
-                <w:rFonts w:hint="eastAsia"/>
-              </w:rPr>
             </w:pPr>
             <w:r>
               <w:rPr>
@@ -5011,9 +4125,6 @@
           <w:p>
             <w:pPr>
               <w:spacing w:after="20"/>
-              <w:rPr>
-                <w:rFonts w:hint="eastAsia"/>
-              </w:rPr>
             </w:pPr>
             <w:r>
               <w:rPr>
@@ -5032,9 +4143,6 @@
           <w:p>
             <w:pPr>
               <w:spacing w:after="20"/>
-              <w:rPr>
-                <w:rFonts w:hint="eastAsia"/>
-              </w:rPr>
             </w:pPr>
             <w:r>
               <w:rPr>
@@ -5053,9 +4161,6 @@
           <w:p>
             <w:pPr>
               <w:spacing w:after="20"/>
-              <w:rPr>
-                <w:rFonts w:hint="eastAsia"/>
-              </w:rPr>
             </w:pPr>
             <w:r>
               <w:rPr>
@@ -5078,9 +4183,6 @@
           <w:p>
             <w:pPr>
               <w:spacing w:after="20"/>
-              <w:rPr>
-                <w:rFonts w:hint="eastAsia"/>
-              </w:rPr>
             </w:pPr>
             <w:r>
               <w:rPr>
@@ -5098,9 +4200,6 @@
           <w:p>
             <w:pPr>
               <w:spacing w:after="20"/>
-              <w:rPr>
-                <w:rFonts w:hint="eastAsia"/>
-              </w:rPr>
             </w:pPr>
             <w:r>
               <w:rPr>
@@ -5125,9 +4224,6 @@
           <w:p>
             <w:pPr>
               <w:spacing w:after="20"/>
-              <w:rPr>
-                <w:rFonts w:hint="eastAsia"/>
-              </w:rPr>
             </w:pPr>
             <w:r>
               <w:rPr>
@@ -5141,6 +4237,7 @@
       </w:tr>
       <w:tr>
         <w:trPr>
+          <w:trHeight w:val="46"/>
           <w:jc w:val="center"/>
         </w:trPr>
         <w:tc>
@@ -5152,9 +4249,6 @@
           <w:p>
             <w:pPr>
               <w:spacing w:after="20"/>
-              <w:rPr>
-                <w:rFonts w:hint="eastAsia"/>
-              </w:rPr>
             </w:pPr>
             <w:r>
               <w:rPr>
@@ -5173,9 +4267,6 @@
           <w:p>
             <w:pPr>
               <w:spacing w:after="20"/>
-              <w:rPr>
-                <w:rFonts w:hint="eastAsia"/>
-              </w:rPr>
             </w:pPr>
             <w:r>
               <w:rPr>
@@ -5194,9 +4285,6 @@
           <w:p>
             <w:pPr>
               <w:spacing w:after="20"/>
-              <w:rPr>
-                <w:rFonts w:hint="eastAsia"/>
-              </w:rPr>
             </w:pPr>
             <w:r>
               <w:rPr>
@@ -5208,19 +4296,8 @@
         </w:tc>
       </w:tr>
     </w:tbl>
+    <w:p/>
     <w:p>
-      <w:pPr>
-        <w:rPr>
-          <w:rFonts w:hint="eastAsia"/>
-        </w:rPr>
-      </w:pPr>
-    </w:p>
-    <w:p>
-      <w:pPr>
-        <w:rPr>
-          <w:rFonts w:hint="eastAsia"/>
-        </w:rPr>
-      </w:pPr>
       <w:r>
         <w:t>Release rule: do not mark a chapter final until it passes G1–G3. Run G4 after the main technical story is stable and again before submission.</w:t>
       </w:r>
@@ -5261,9 +4338,6 @@
           <w:p>
             <w:pPr>
               <w:spacing w:after="20"/>
-              <w:rPr>
-                <w:rFonts w:hint="eastAsia"/>
-              </w:rPr>
             </w:pPr>
             <w:r>
               <w:rPr>
@@ -5284,9 +4358,6 @@
           <w:p>
             <w:pPr>
               <w:spacing w:after="20"/>
-              <w:rPr>
-                <w:rFonts w:hint="eastAsia"/>
-              </w:rPr>
             </w:pPr>
             <w:r>
               <w:rPr>
@@ -5307,9 +4378,6 @@
           <w:p>
             <w:pPr>
               <w:spacing w:after="20"/>
-              <w:rPr>
-                <w:rFonts w:hint="eastAsia"/>
-              </w:rPr>
             </w:pPr>
             <w:r>
               <w:rPr>
@@ -5330,9 +4398,6 @@
           <w:p>
             <w:pPr>
               <w:spacing w:after="20"/>
-              <w:rPr>
-                <w:rFonts w:hint="eastAsia"/>
-              </w:rPr>
             </w:pPr>
             <w:r>
               <w:rPr>
@@ -5353,9 +4418,6 @@
           <w:p>
             <w:pPr>
               <w:spacing w:after="20"/>
-              <w:rPr>
-                <w:rFonts w:hint="eastAsia"/>
-              </w:rPr>
             </w:pPr>
             <w:r>
               <w:rPr>
@@ -5376,9 +4438,6 @@
           <w:p>
             <w:pPr>
               <w:spacing w:after="20"/>
-              <w:rPr>
-                <w:rFonts w:hint="eastAsia"/>
-              </w:rPr>
             </w:pPr>
             <w:r>
               <w:rPr>
@@ -5403,9 +4462,6 @@
           <w:p>
             <w:pPr>
               <w:spacing w:after="20"/>
-              <w:rPr>
-                <w:rFonts w:hint="eastAsia"/>
-              </w:rPr>
             </w:pPr>
             <w:r>
               <w:rPr>
@@ -5423,9 +4479,6 @@
           <w:p>
             <w:pPr>
               <w:spacing w:after="20"/>
-              <w:rPr>
-                <w:rFonts w:hint="eastAsia"/>
-              </w:rPr>
             </w:pPr>
             <w:r>
               <w:rPr>
@@ -5443,9 +4496,6 @@
           <w:p>
             <w:pPr>
               <w:spacing w:after="20"/>
-              <w:rPr>
-                <w:rFonts w:hint="eastAsia"/>
-              </w:rPr>
             </w:pPr>
             <w:r>
               <w:rPr>
@@ -5463,9 +4513,6 @@
           <w:p>
             <w:pPr>
               <w:spacing w:after="20"/>
-              <w:rPr>
-                <w:rFonts w:hint="eastAsia"/>
-              </w:rPr>
             </w:pPr>
             <w:r>
               <w:rPr>
@@ -5483,9 +4530,6 @@
           <w:p>
             <w:pPr>
               <w:spacing w:after="20"/>
-              <w:rPr>
-                <w:rFonts w:hint="eastAsia"/>
-              </w:rPr>
             </w:pPr>
             <w:r>
               <w:rPr>
@@ -5503,9 +4547,6 @@
           <w:p>
             <w:pPr>
               <w:spacing w:after="20"/>
-              <w:rPr>
-                <w:rFonts w:hint="eastAsia"/>
-              </w:rPr>
             </w:pPr>
             <w:r>
               <w:rPr>
@@ -5529,9 +4570,6 @@
           <w:p>
             <w:pPr>
               <w:spacing w:after="20"/>
-              <w:rPr>
-                <w:rFonts w:hint="eastAsia"/>
-              </w:rPr>
             </w:pPr>
             <w:r>
               <w:rPr>
@@ -5550,9 +4588,6 @@
           <w:p>
             <w:pPr>
               <w:spacing w:after="20"/>
-              <w:rPr>
-                <w:rFonts w:hint="eastAsia"/>
-              </w:rPr>
             </w:pPr>
             <w:r>
               <w:rPr>
@@ -5571,9 +4606,6 @@
           <w:p>
             <w:pPr>
               <w:spacing w:after="20"/>
-              <w:rPr>
-                <w:rFonts w:hint="eastAsia"/>
-              </w:rPr>
             </w:pPr>
             <w:r>
               <w:rPr>
@@ -5592,9 +4624,6 @@
           <w:p>
             <w:pPr>
               <w:spacing w:after="20"/>
-              <w:rPr>
-                <w:rFonts w:hint="eastAsia"/>
-              </w:rPr>
             </w:pPr>
             <w:r>
               <w:rPr>
@@ -5613,9 +4642,6 @@
           <w:p>
             <w:pPr>
               <w:spacing w:after="20"/>
-              <w:rPr>
-                <w:rFonts w:hint="eastAsia"/>
-              </w:rPr>
             </w:pPr>
             <w:r>
               <w:rPr>
@@ -5634,9 +4660,6 @@
           <w:p>
             <w:pPr>
               <w:spacing w:after="20"/>
-              <w:rPr>
-                <w:rFonts w:hint="eastAsia"/>
-              </w:rPr>
             </w:pPr>
             <w:r>
               <w:rPr>
@@ -5659,9 +4682,6 @@
           <w:p>
             <w:pPr>
               <w:spacing w:after="20"/>
-              <w:rPr>
-                <w:rFonts w:hint="eastAsia"/>
-              </w:rPr>
             </w:pPr>
             <w:r>
               <w:rPr>
@@ -5679,9 +4699,6 @@
           <w:p>
             <w:pPr>
               <w:spacing w:after="20"/>
-              <w:rPr>
-                <w:rFonts w:hint="eastAsia"/>
-              </w:rPr>
             </w:pPr>
             <w:r>
               <w:rPr>
@@ -5699,9 +4716,6 @@
           <w:p>
             <w:pPr>
               <w:spacing w:after="20"/>
-              <w:rPr>
-                <w:rFonts w:hint="eastAsia"/>
-              </w:rPr>
             </w:pPr>
             <w:r>
               <w:rPr>
@@ -5719,9 +4733,6 @@
           <w:p>
             <w:pPr>
               <w:spacing w:after="20"/>
-              <w:rPr>
-                <w:rFonts w:hint="eastAsia"/>
-              </w:rPr>
             </w:pPr>
             <w:r>
               <w:rPr>
@@ -5739,9 +4750,6 @@
           <w:p>
             <w:pPr>
               <w:spacing w:after="20"/>
-              <w:rPr>
-                <w:rFonts w:hint="eastAsia"/>
-              </w:rPr>
             </w:pPr>
             <w:r>
               <w:rPr>
@@ -5759,9 +4767,6 @@
           <w:p>
             <w:pPr>
               <w:spacing w:after="20"/>
-              <w:rPr>
-                <w:rFonts w:hint="eastAsia"/>
-              </w:rPr>
             </w:pPr>
             <w:r>
               <w:rPr>
@@ -5785,9 +4790,6 @@
           <w:p>
             <w:pPr>
               <w:spacing w:after="20"/>
-              <w:rPr>
-                <w:rFonts w:hint="eastAsia"/>
-              </w:rPr>
             </w:pPr>
             <w:r>
               <w:rPr>
@@ -5806,9 +4808,6 @@
           <w:p>
             <w:pPr>
               <w:spacing w:after="20"/>
-              <w:rPr>
-                <w:rFonts w:hint="eastAsia"/>
-              </w:rPr>
             </w:pPr>
             <w:r>
               <w:rPr>
@@ -5827,9 +4826,6 @@
           <w:p>
             <w:pPr>
               <w:spacing w:after="20"/>
-              <w:rPr>
-                <w:rFonts w:hint="eastAsia"/>
-              </w:rPr>
             </w:pPr>
             <w:r>
               <w:rPr>
@@ -5848,9 +4844,6 @@
           <w:p>
             <w:pPr>
               <w:spacing w:after="20"/>
-              <w:rPr>
-                <w:rFonts w:hint="eastAsia"/>
-              </w:rPr>
             </w:pPr>
             <w:r>
               <w:rPr>
@@ -5869,9 +4862,6 @@
           <w:p>
             <w:pPr>
               <w:spacing w:after="20"/>
-              <w:rPr>
-                <w:rFonts w:hint="eastAsia"/>
-              </w:rPr>
             </w:pPr>
             <w:r>
               <w:rPr>
@@ -5890,9 +4880,6 @@
           <w:p>
             <w:pPr>
               <w:spacing w:after="20"/>
-              <w:rPr>
-                <w:rFonts w:hint="eastAsia"/>
-              </w:rPr>
             </w:pPr>
             <w:r>
               <w:rPr>
@@ -5904,19 +4891,8 @@
         </w:tc>
       </w:tr>
     </w:tbl>
+    <w:p/>
     <w:p>
-      <w:pPr>
-        <w:rPr>
-          <w:rFonts w:hint="eastAsia"/>
-        </w:rPr>
-      </w:pPr>
-    </w:p>
-    <w:p>
-      <w:pPr>
-        <w:rPr>
-          <w:rFonts w:hint="eastAsia"/>
-        </w:rPr>
-      </w:pPr>
       <w:r>
         <w:t>Extend rows as needed. If an objective has no metric, clarify how achievement will be judged. If a result has no objective or research question, justify why it belongs in the report or move it to supplementary material.</w:t>
       </w:r>
@@ -5965,9 +4941,6 @@
           <w:p>
             <w:pPr>
               <w:spacing w:after="20"/>
-              <w:rPr>
-                <w:rFonts w:hint="eastAsia"/>
-              </w:rPr>
             </w:pPr>
             <w:r>
               <w:rPr>
@@ -5988,9 +4961,6 @@
           <w:p>
             <w:pPr>
               <w:spacing w:after="20"/>
-              <w:rPr>
-                <w:rFonts w:hint="eastAsia"/>
-              </w:rPr>
             </w:pPr>
             <w:r>
               <w:rPr>
@@ -6011,9 +4981,6 @@
           <w:p>
             <w:pPr>
               <w:spacing w:after="20"/>
-              <w:rPr>
-                <w:rFonts w:hint="eastAsia"/>
-              </w:rPr>
             </w:pPr>
             <w:r>
               <w:rPr>
@@ -6034,9 +5001,6 @@
           <w:p>
             <w:pPr>
               <w:spacing w:after="20"/>
-              <w:rPr>
-                <w:rFonts w:hint="eastAsia"/>
-              </w:rPr>
             </w:pPr>
             <w:r>
               <w:rPr>
@@ -6057,9 +5021,6 @@
           <w:p>
             <w:pPr>
               <w:spacing w:after="20"/>
-              <w:rPr>
-                <w:rFonts w:hint="eastAsia"/>
-              </w:rPr>
             </w:pPr>
             <w:r>
               <w:rPr>
@@ -6080,9 +5041,6 @@
           <w:p>
             <w:pPr>
               <w:spacing w:after="20"/>
-              <w:rPr>
-                <w:rFonts w:hint="eastAsia"/>
-              </w:rPr>
             </w:pPr>
             <w:r>
               <w:rPr>
@@ -6107,9 +5065,6 @@
           <w:p>
             <w:pPr>
               <w:spacing w:after="20"/>
-              <w:rPr>
-                <w:rFonts w:hint="eastAsia"/>
-              </w:rPr>
             </w:pPr>
             <w:r>
               <w:rPr>
@@ -6127,9 +5082,6 @@
           <w:p>
             <w:pPr>
               <w:spacing w:after="20"/>
-              <w:rPr>
-                <w:rFonts w:hint="eastAsia"/>
-              </w:rPr>
             </w:pPr>
             <w:r>
               <w:rPr>
@@ -6147,9 +5099,6 @@
           <w:p>
             <w:pPr>
               <w:spacing w:after="20"/>
-              <w:rPr>
-                <w:rFonts w:hint="eastAsia"/>
-              </w:rPr>
             </w:pPr>
             <w:r>
               <w:rPr>
@@ -6167,9 +5116,6 @@
           <w:p>
             <w:pPr>
               <w:spacing w:after="20"/>
-              <w:rPr>
-                <w:rFonts w:hint="eastAsia"/>
-              </w:rPr>
             </w:pPr>
             <w:r>
               <w:rPr>
@@ -6187,9 +5133,6 @@
           <w:p>
             <w:pPr>
               <w:spacing w:after="20"/>
-              <w:rPr>
-                <w:rFonts w:hint="eastAsia"/>
-              </w:rPr>
             </w:pPr>
             <w:r>
               <w:rPr>
@@ -6207,9 +5150,6 @@
           <w:p>
             <w:pPr>
               <w:spacing w:after="20"/>
-              <w:rPr>
-                <w:rFonts w:hint="eastAsia"/>
-              </w:rPr>
             </w:pPr>
             <w:r>
               <w:rPr>
@@ -6233,9 +5173,6 @@
           <w:p>
             <w:pPr>
               <w:spacing w:after="20"/>
-              <w:rPr>
-                <w:rFonts w:hint="eastAsia"/>
-              </w:rPr>
             </w:pPr>
             <w:r>
               <w:rPr>
@@ -6254,9 +5191,6 @@
           <w:p>
             <w:pPr>
               <w:spacing w:after="20"/>
-              <w:rPr>
-                <w:rFonts w:hint="eastAsia"/>
-              </w:rPr>
             </w:pPr>
             <w:r>
               <w:rPr>
@@ -6275,9 +5209,6 @@
           <w:p>
             <w:pPr>
               <w:spacing w:after="20"/>
-              <w:rPr>
-                <w:rFonts w:hint="eastAsia"/>
-              </w:rPr>
             </w:pPr>
             <w:r>
               <w:rPr>
@@ -6296,9 +5227,6 @@
           <w:p>
             <w:pPr>
               <w:spacing w:after="20"/>
-              <w:rPr>
-                <w:rFonts w:hint="eastAsia"/>
-              </w:rPr>
             </w:pPr>
             <w:r>
               <w:rPr>
@@ -6317,9 +5245,6 @@
           <w:p>
             <w:pPr>
               <w:spacing w:after="20"/>
-              <w:rPr>
-                <w:rFonts w:hint="eastAsia"/>
-              </w:rPr>
             </w:pPr>
             <w:r>
               <w:rPr>
@@ -6338,9 +5263,6 @@
           <w:p>
             <w:pPr>
               <w:spacing w:after="20"/>
-              <w:rPr>
-                <w:rFonts w:hint="eastAsia"/>
-              </w:rPr>
             </w:pPr>
             <w:r>
               <w:rPr>
@@ -6363,9 +5285,6 @@
           <w:p>
             <w:pPr>
               <w:spacing w:after="20"/>
-              <w:rPr>
-                <w:rFonts w:hint="eastAsia"/>
-              </w:rPr>
             </w:pPr>
             <w:r>
               <w:rPr>
@@ -6383,9 +5302,6 @@
           <w:p>
             <w:pPr>
               <w:spacing w:after="20"/>
-              <w:rPr>
-                <w:rFonts w:hint="eastAsia"/>
-              </w:rPr>
             </w:pPr>
             <w:r>
               <w:rPr>
@@ -6403,9 +5319,6 @@
           <w:p>
             <w:pPr>
               <w:spacing w:after="20"/>
-              <w:rPr>
-                <w:rFonts w:hint="eastAsia"/>
-              </w:rPr>
             </w:pPr>
             <w:r>
               <w:rPr>
@@ -6423,9 +5336,6 @@
           <w:p>
             <w:pPr>
               <w:spacing w:after="20"/>
-              <w:rPr>
-                <w:rFonts w:hint="eastAsia"/>
-              </w:rPr>
             </w:pPr>
             <w:r>
               <w:rPr>
@@ -6443,9 +5353,6 @@
           <w:p>
             <w:pPr>
               <w:spacing w:after="20"/>
-              <w:rPr>
-                <w:rFonts w:hint="eastAsia"/>
-              </w:rPr>
             </w:pPr>
             <w:r>
               <w:rPr>
@@ -6463,9 +5370,6 @@
           <w:p>
             <w:pPr>
               <w:spacing w:after="20"/>
-              <w:rPr>
-                <w:rFonts w:hint="eastAsia"/>
-              </w:rPr>
             </w:pPr>
             <w:r>
               <w:rPr>
@@ -6489,9 +5393,6 @@
           <w:p>
             <w:pPr>
               <w:spacing w:after="20"/>
-              <w:rPr>
-                <w:rFonts w:hint="eastAsia"/>
-              </w:rPr>
             </w:pPr>
             <w:r>
               <w:rPr>
@@ -6510,9 +5411,6 @@
           <w:p>
             <w:pPr>
               <w:spacing w:after="20"/>
-              <w:rPr>
-                <w:rFonts w:hint="eastAsia"/>
-              </w:rPr>
             </w:pPr>
             <w:r>
               <w:rPr>
@@ -6531,9 +5429,6 @@
           <w:p>
             <w:pPr>
               <w:spacing w:after="20"/>
-              <w:rPr>
-                <w:rFonts w:hint="eastAsia"/>
-              </w:rPr>
             </w:pPr>
             <w:r>
               <w:rPr>
@@ -6552,9 +5447,6 @@
           <w:p>
             <w:pPr>
               <w:spacing w:after="20"/>
-              <w:rPr>
-                <w:rFonts w:hint="eastAsia"/>
-              </w:rPr>
             </w:pPr>
             <w:r>
               <w:rPr>
@@ -6573,9 +5465,6 @@
           <w:p>
             <w:pPr>
               <w:spacing w:after="20"/>
-              <w:rPr>
-                <w:rFonts w:hint="eastAsia"/>
-              </w:rPr>
             </w:pPr>
             <w:r>
               <w:rPr>
@@ -6594,9 +5483,6 @@
           <w:p>
             <w:pPr>
               <w:spacing w:after="20"/>
-              <w:rPr>
-                <w:rFonts w:hint="eastAsia"/>
-              </w:rPr>
             </w:pPr>
             <w:r>
               <w:rPr>
@@ -6619,9 +5505,6 @@
           <w:p>
             <w:pPr>
               <w:spacing w:after="20"/>
-              <w:rPr>
-                <w:rFonts w:hint="eastAsia"/>
-              </w:rPr>
             </w:pPr>
             <w:r>
               <w:rPr>
@@ -6639,9 +5522,6 @@
           <w:p>
             <w:pPr>
               <w:spacing w:after="20"/>
-              <w:rPr>
-                <w:rFonts w:hint="eastAsia"/>
-              </w:rPr>
             </w:pPr>
             <w:r>
               <w:rPr>
@@ -6659,9 +5539,6 @@
           <w:p>
             <w:pPr>
               <w:spacing w:after="20"/>
-              <w:rPr>
-                <w:rFonts w:hint="eastAsia"/>
-              </w:rPr>
             </w:pPr>
             <w:r>
               <w:rPr>
@@ -6679,9 +5556,6 @@
           <w:p>
             <w:pPr>
               <w:spacing w:after="20"/>
-              <w:rPr>
-                <w:rFonts w:hint="eastAsia"/>
-              </w:rPr>
             </w:pPr>
             <w:r>
               <w:rPr>
@@ -6699,9 +5573,6 @@
           <w:p>
             <w:pPr>
               <w:spacing w:after="20"/>
-              <w:rPr>
-                <w:rFonts w:hint="eastAsia"/>
-              </w:rPr>
             </w:pPr>
             <w:r>
               <w:rPr>
@@ -6719,9 +5590,6 @@
           <w:p>
             <w:pPr>
               <w:spacing w:after="20"/>
-              <w:rPr>
-                <w:rFonts w:hint="eastAsia"/>
-              </w:rPr>
             </w:pPr>
             <w:r>
               <w:rPr>
@@ -6745,9 +5613,6 @@
           <w:p>
             <w:pPr>
               <w:spacing w:after="20"/>
-              <w:rPr>
-                <w:rFonts w:hint="eastAsia"/>
-              </w:rPr>
             </w:pPr>
             <w:r>
               <w:rPr>
@@ -6766,9 +5631,6 @@
           <w:p>
             <w:pPr>
               <w:spacing w:after="20"/>
-              <w:rPr>
-                <w:rFonts w:hint="eastAsia"/>
-              </w:rPr>
             </w:pPr>
             <w:r>
               <w:rPr>
@@ -6787,9 +5649,6 @@
           <w:p>
             <w:pPr>
               <w:spacing w:after="20"/>
-              <w:rPr>
-                <w:rFonts w:hint="eastAsia"/>
-              </w:rPr>
             </w:pPr>
             <w:r>
               <w:rPr>
@@ -6808,9 +5667,6 @@
           <w:p>
             <w:pPr>
               <w:spacing w:after="20"/>
-              <w:rPr>
-                <w:rFonts w:hint="eastAsia"/>
-              </w:rPr>
             </w:pPr>
             <w:r>
               <w:rPr>
@@ -6829,9 +5685,6 @@
           <w:p>
             <w:pPr>
               <w:spacing w:after="20"/>
-              <w:rPr>
-                <w:rFonts w:hint="eastAsia"/>
-              </w:rPr>
             </w:pPr>
             <w:r>
               <w:rPr>
@@ -6850,9 +5703,6 @@
           <w:p>
             <w:pPr>
               <w:spacing w:after="20"/>
-              <w:rPr>
-                <w:rFonts w:hint="eastAsia"/>
-              </w:rPr>
             </w:pPr>
             <w:r>
               <w:rPr>
@@ -6864,13 +5714,7 @@
         </w:tc>
       </w:tr>
     </w:tbl>
-    <w:p>
-      <w:pPr>
-        <w:rPr>
-          <w:rFonts w:hint="eastAsia"/>
-        </w:rPr>
-      </w:pPr>
-    </w:p>
+    <w:p/>
     <w:p>
       <w:pPr>
         <w:pStyle w:val="Heading2"/>
@@ -6906,9 +5750,6 @@
           <w:p>
             <w:pPr>
               <w:spacing w:after="20"/>
-              <w:rPr>
-                <w:rFonts w:hint="eastAsia"/>
-              </w:rPr>
             </w:pPr>
             <w:r>
               <w:rPr>
@@ -6929,9 +5770,6 @@
           <w:p>
             <w:pPr>
               <w:spacing w:after="20"/>
-              <w:rPr>
-                <w:rFonts w:hint="eastAsia"/>
-              </w:rPr>
             </w:pPr>
             <w:r>
               <w:rPr>
@@ -6952,9 +5790,6 @@
           <w:p>
             <w:pPr>
               <w:spacing w:after="20"/>
-              <w:rPr>
-                <w:rFonts w:hint="eastAsia"/>
-              </w:rPr>
             </w:pPr>
             <w:r>
               <w:rPr>
@@ -6975,9 +5810,6 @@
           <w:p>
             <w:pPr>
               <w:spacing w:after="20"/>
-              <w:rPr>
-                <w:rFonts w:hint="eastAsia"/>
-              </w:rPr>
             </w:pPr>
             <w:r>
               <w:rPr>
@@ -6998,9 +5830,6 @@
           <w:p>
             <w:pPr>
               <w:spacing w:after="20"/>
-              <w:rPr>
-                <w:rFonts w:hint="eastAsia"/>
-              </w:rPr>
             </w:pPr>
             <w:r>
               <w:rPr>
@@ -7025,9 +5854,6 @@
           <w:p>
             <w:pPr>
               <w:spacing w:after="20"/>
-              <w:rPr>
-                <w:rFonts w:hint="eastAsia"/>
-              </w:rPr>
             </w:pPr>
             <w:r>
               <w:rPr>
@@ -7045,9 +5871,6 @@
           <w:p>
             <w:pPr>
               <w:spacing w:after="20"/>
-              <w:rPr>
-                <w:rFonts w:hint="eastAsia"/>
-              </w:rPr>
             </w:pPr>
             <w:r>
               <w:rPr>
@@ -7065,9 +5888,6 @@
           <w:p>
             <w:pPr>
               <w:spacing w:after="20"/>
-              <w:rPr>
-                <w:rFonts w:hint="eastAsia"/>
-              </w:rPr>
             </w:pPr>
             <w:r>
               <w:rPr>
@@ -7085,9 +5905,6 @@
           <w:p>
             <w:pPr>
               <w:spacing w:after="20"/>
-              <w:rPr>
-                <w:rFonts w:hint="eastAsia"/>
-              </w:rPr>
             </w:pPr>
             <w:r>
               <w:rPr>
@@ -7105,9 +5922,6 @@
           <w:p>
             <w:pPr>
               <w:spacing w:after="20"/>
-              <w:rPr>
-                <w:rFonts w:hint="eastAsia"/>
-              </w:rPr>
             </w:pPr>
             <w:r>
               <w:rPr>
@@ -7131,9 +5945,6 @@
           <w:p>
             <w:pPr>
               <w:spacing w:after="20"/>
-              <w:rPr>
-                <w:rFonts w:hint="eastAsia"/>
-              </w:rPr>
             </w:pPr>
             <w:r>
               <w:rPr>
@@ -7152,9 +5963,6 @@
           <w:p>
             <w:pPr>
               <w:spacing w:after="20"/>
-              <w:rPr>
-                <w:rFonts w:hint="eastAsia"/>
-              </w:rPr>
             </w:pPr>
             <w:r>
               <w:rPr>
@@ -7173,9 +5981,6 @@
           <w:p>
             <w:pPr>
               <w:spacing w:after="20"/>
-              <w:rPr>
-                <w:rFonts w:hint="eastAsia"/>
-              </w:rPr>
             </w:pPr>
             <w:r>
               <w:rPr>
@@ -7194,9 +5999,6 @@
           <w:p>
             <w:pPr>
               <w:spacing w:after="20"/>
-              <w:rPr>
-                <w:rFonts w:hint="eastAsia"/>
-              </w:rPr>
             </w:pPr>
             <w:r>
               <w:rPr>
@@ -7215,9 +6017,6 @@
           <w:p>
             <w:pPr>
               <w:spacing w:after="20"/>
-              <w:rPr>
-                <w:rFonts w:hint="eastAsia"/>
-              </w:rPr>
             </w:pPr>
             <w:r>
               <w:rPr>
@@ -7240,9 +6039,6 @@
           <w:p>
             <w:pPr>
               <w:spacing w:after="20"/>
-              <w:rPr>
-                <w:rFonts w:hint="eastAsia"/>
-              </w:rPr>
             </w:pPr>
             <w:r>
               <w:rPr>
@@ -7260,9 +6056,6 @@
           <w:p>
             <w:pPr>
               <w:spacing w:after="20"/>
-              <w:rPr>
-                <w:rFonts w:hint="eastAsia"/>
-              </w:rPr>
             </w:pPr>
             <w:r>
               <w:rPr>
@@ -7280,9 +6073,6 @@
           <w:p>
             <w:pPr>
               <w:spacing w:after="20"/>
-              <w:rPr>
-                <w:rFonts w:hint="eastAsia"/>
-              </w:rPr>
             </w:pPr>
             <w:r>
               <w:rPr>
@@ -7300,9 +6090,6 @@
           <w:p>
             <w:pPr>
               <w:spacing w:after="20"/>
-              <w:rPr>
-                <w:rFonts w:hint="eastAsia"/>
-              </w:rPr>
             </w:pPr>
             <w:r>
               <w:rPr>
@@ -7320,9 +6107,6 @@
           <w:p>
             <w:pPr>
               <w:spacing w:after="20"/>
-              <w:rPr>
-                <w:rFonts w:hint="eastAsia"/>
-              </w:rPr>
             </w:pPr>
             <w:r>
               <w:rPr>
@@ -7346,9 +6130,6 @@
           <w:p>
             <w:pPr>
               <w:spacing w:after="20"/>
-              <w:rPr>
-                <w:rFonts w:hint="eastAsia"/>
-              </w:rPr>
             </w:pPr>
             <w:r>
               <w:rPr>
@@ -7367,9 +6148,6 @@
           <w:p>
             <w:pPr>
               <w:spacing w:after="20"/>
-              <w:rPr>
-                <w:rFonts w:hint="eastAsia"/>
-              </w:rPr>
             </w:pPr>
             <w:r>
               <w:rPr>
@@ -7388,9 +6166,6 @@
           <w:p>
             <w:pPr>
               <w:spacing w:after="20"/>
-              <w:rPr>
-                <w:rFonts w:hint="eastAsia"/>
-              </w:rPr>
             </w:pPr>
             <w:r>
               <w:rPr>
@@ -7409,9 +6184,6 @@
           <w:p>
             <w:pPr>
               <w:spacing w:after="20"/>
-              <w:rPr>
-                <w:rFonts w:hint="eastAsia"/>
-              </w:rPr>
             </w:pPr>
             <w:r>
               <w:rPr>
@@ -7430,9 +6202,6 @@
           <w:p>
             <w:pPr>
               <w:spacing w:after="20"/>
-              <w:rPr>
-                <w:rFonts w:hint="eastAsia"/>
-              </w:rPr>
             </w:pPr>
             <w:r>
               <w:rPr>
@@ -7455,9 +6224,6 @@
           <w:p>
             <w:pPr>
               <w:spacing w:after="20"/>
-              <w:rPr>
-                <w:rFonts w:hint="eastAsia"/>
-              </w:rPr>
             </w:pPr>
             <w:r>
               <w:rPr>
@@ -7475,9 +6241,6 @@
           <w:p>
             <w:pPr>
               <w:spacing w:after="20"/>
-              <w:rPr>
-                <w:rFonts w:hint="eastAsia"/>
-              </w:rPr>
             </w:pPr>
             <w:r>
               <w:rPr>
@@ -7495,9 +6258,6 @@
           <w:p>
             <w:pPr>
               <w:spacing w:after="20"/>
-              <w:rPr>
-                <w:rFonts w:hint="eastAsia"/>
-              </w:rPr>
             </w:pPr>
             <w:r>
               <w:rPr>
@@ -7515,9 +6275,6 @@
           <w:p>
             <w:pPr>
               <w:spacing w:after="20"/>
-              <w:rPr>
-                <w:rFonts w:hint="eastAsia"/>
-              </w:rPr>
             </w:pPr>
             <w:r>
               <w:rPr>
@@ -7535,9 +6292,6 @@
           <w:p>
             <w:pPr>
               <w:spacing w:after="20"/>
-              <w:rPr>
-                <w:rFonts w:hint="eastAsia"/>
-              </w:rPr>
             </w:pPr>
             <w:r>
               <w:rPr>
@@ -7561,9 +6315,6 @@
           <w:p>
             <w:pPr>
               <w:spacing w:after="20"/>
-              <w:rPr>
-                <w:rFonts w:hint="eastAsia"/>
-              </w:rPr>
             </w:pPr>
             <w:r>
               <w:rPr>
@@ -7582,9 +6333,6 @@
           <w:p>
             <w:pPr>
               <w:spacing w:after="20"/>
-              <w:rPr>
-                <w:rFonts w:hint="eastAsia"/>
-              </w:rPr>
             </w:pPr>
             <w:r>
               <w:rPr>
@@ -7603,9 +6351,6 @@
           <w:p>
             <w:pPr>
               <w:spacing w:after="20"/>
-              <w:rPr>
-                <w:rFonts w:hint="eastAsia"/>
-              </w:rPr>
             </w:pPr>
             <w:r>
               <w:rPr>
@@ -7624,9 +6369,6 @@
           <w:p>
             <w:pPr>
               <w:spacing w:after="20"/>
-              <w:rPr>
-                <w:rFonts w:hint="eastAsia"/>
-              </w:rPr>
             </w:pPr>
             <w:r>
               <w:rPr>
@@ -7645,9 +6387,6 @@
           <w:p>
             <w:pPr>
               <w:spacing w:after="20"/>
-              <w:rPr>
-                <w:rFonts w:hint="eastAsia"/>
-              </w:rPr>
             </w:pPr>
             <w:r>
               <w:rPr>
@@ -7659,335 +6398,249 @@
         </w:tc>
       </w:tr>
     </w:tbl>
+    <w:p/>
     <w:p>
-      <w:pPr>
-        <w:rPr>
-          <w:rFonts w:hint="eastAsia"/>
-        </w:rPr>
-      </w:pPr>
+      <w:r>
+        <w:t>Replace qualitative placeholders with the team’s agreed scale and project-specific ratings. Do not leave risk ratings as “Low/Med/High—rate explicitly” in the submitted report.</w:t>
+      </w:r>
     </w:p>
     <w:p>
       <w:pPr>
-        <w:rPr>
-          <w:rFonts w:hint="eastAsia"/>
-        </w:rPr>
-      </w:pPr>
-      <w:r>
-        <w:t>Replace qualitative placeholders with the team’s agreed scale and project-specific ratings. Do not leave risk ratings as “Low/Med/High—rate explicitly” in the submitted report.</w:t>
+        <w:pStyle w:val="Heading1"/>
+      </w:pPr>
+      <w:r>
+        <w:lastRenderedPageBreak/>
+        <w:t>11. Writing standards for technical credibility</w:t>
       </w:r>
     </w:p>
     <w:p>
       <w:pPr>
-        <w:pStyle w:val="Heading1"/>
-      </w:pPr>
-      <w:r>
-        <w:lastRenderedPageBreak/>
-        <w:t>11. Writing standards for technical credibility</w:t>
+        <w:pStyle w:val="ListBullet"/>
+        <w:spacing w:after="40"/>
+      </w:pPr>
+      <w:r>
+        <w:t>One paragraph, one job: define the claim, present evidence/citation, then explain relevance to the project.</w:t>
       </w:r>
     </w:p>
     <w:p>
       <w:pPr>
         <w:pStyle w:val="ListBullet"/>
         <w:spacing w:after="40"/>
-        <w:rPr>
-          <w:rFonts w:hint="eastAsia"/>
-        </w:rPr>
-      </w:pPr>
-      <w:r>
-        <w:t>One paragraph, one job: define the claim, present evidence/citation, then explain relevance to the project.</w:t>
+      </w:pPr>
+      <w:r>
+        <w:t>Use exact model names and versions consistently. Do not alternate between shorthand names that could identify different releases.</w:t>
       </w:r>
     </w:p>
     <w:p>
       <w:pPr>
         <w:pStyle w:val="ListBullet"/>
         <w:spacing w:after="40"/>
-        <w:rPr>
-          <w:rFonts w:hint="eastAsia"/>
-        </w:rPr>
-      </w:pPr>
-      <w:r>
-        <w:t>Use exact model names and versions consistently. Do not alternate between shorthand names that could identify different releases.</w:t>
+      </w:pPr>
+      <w:r>
+        <w:t>Distinguish planned work, implemented work, measured results, interpretation, and future work.</w:t>
       </w:r>
     </w:p>
     <w:p>
       <w:pPr>
         <w:pStyle w:val="ListBullet"/>
         <w:spacing w:after="40"/>
-        <w:rPr>
-          <w:rFonts w:hint="eastAsia"/>
-        </w:rPr>
-      </w:pPr>
-      <w:r>
-        <w:t>Distinguish planned work, implemented work, measured results, interpretation, and future work.</w:t>
+      </w:pPr>
+      <w:r>
+        <w:t>Define abbreviations at first use and maintain a single acronym list. Correct “Artificial Intelligent” to “Artificial Intelligence” and standardize capitalization/hyphenation.</w:t>
       </w:r>
     </w:p>
     <w:p>
       <w:pPr>
         <w:pStyle w:val="ListBullet"/>
         <w:spacing w:after="40"/>
-        <w:rPr>
-          <w:rFonts w:hint="eastAsia"/>
-        </w:rPr>
-      </w:pPr>
-      <w:r>
-        <w:t>Define abbreviations at first use and maintain a single acronym list. Correct “Artificial Intelligent” to “Artificial Intelligence” and standardize capitalization/hyphenation.</w:t>
+      </w:pPr>
+      <w:r>
+        <w:t>Use tables for configurations and comparisons; use figures for architecture, data flow, results, and failure analysis. Give each a number, caption, units, and a discussion in the text.</w:t>
       </w:r>
     </w:p>
     <w:p>
       <w:pPr>
         <w:pStyle w:val="ListBullet"/>
         <w:spacing w:after="40"/>
-        <w:rPr>
-          <w:rFonts w:hint="eastAsia"/>
-        </w:rPr>
-      </w:pPr>
-      <w:r>
-        <w:t>Use tables for configurations and comparisons; use figures for architecture, data flow, results, and failure analysis. Give each a number, caption, units, and a discussion in the text.</w:t>
+      </w:pPr>
+      <w:r>
+        <w:t>Use consistent units, decimal precision, denominators, and rounding. Keep trial-level raw data outside summary tables where appropriate.</w:t>
       </w:r>
     </w:p>
     <w:p>
       <w:pPr>
         <w:pStyle w:val="ListBullet"/>
         <w:spacing w:after="40"/>
-        <w:rPr>
-          <w:rFonts w:hint="eastAsia"/>
-        </w:rPr>
-      </w:pPr>
-      <w:r>
-        <w:t>Use consistent units, decimal precision, denominators, and rounding. Keep trial-level raw data outside summary tables where appropriate.</w:t>
+      </w:pPr>
+      <w:r>
+        <w:t>Use cautious language: “measured,” “observed,” “is consistent with,” “suggests,” or “we hypothesize” according to evidence strength.</w:t>
       </w:r>
     </w:p>
     <w:p>
       <w:pPr>
         <w:pStyle w:val="ListBullet"/>
         <w:spacing w:after="40"/>
-        <w:rPr>
-          <w:rFonts w:hint="eastAsia"/>
-        </w:rPr>
-      </w:pPr>
-      <w:r>
-        <w:t>Use cautious language: “measured,” “observed,” “is consistent with,” “suggests,” or “we hypothesize” according to evidence strength.</w:t>
+      </w:pPr>
+      <w:r>
+        <w:t>Never fabricate missing results, citations, parameter counts, latency values, or data-collection details. Mark unknowns and resolve them.</w:t>
       </w:r>
     </w:p>
     <w:p>
       <w:pPr>
+        <w:pStyle w:val="Heading1"/>
+      </w:pPr>
+      <w:r>
+        <w:t>12. Final pre-submission checklist</w:t>
+      </w:r>
+    </w:p>
+    <w:p>
+      <w:pPr>
         <w:pStyle w:val="ListBullet"/>
         <w:spacing w:after="40"/>
-        <w:rPr>
-          <w:rFonts w:hint="eastAsia"/>
-        </w:rPr>
-      </w:pPr>
-      <w:r>
-        <w:t>Never fabricate missing results, citations, parameter counts, latency values, or data-collection details. Mark unknowns and resolve them.</w:t>
+      </w:pPr>
+      <w:r>
+        <w:t>☐ The official rubric and supervisor instructions have been checked.</w:t>
       </w:r>
     </w:p>
     <w:p>
       <w:pPr>
-        <w:pStyle w:val="Heading1"/>
-      </w:pPr>
-      <w:r>
-        <w:t>12. Final pre-submission checklist</w:t>
+        <w:pStyle w:val="ListBullet"/>
+        <w:spacing w:after="40"/>
+      </w:pPr>
+      <w:r>
+        <w:t>☐ All template placeholders, duplicate sample headings, and incorrect cross-references are removed.</w:t>
       </w:r>
     </w:p>
     <w:p>
       <w:pPr>
         <w:pStyle w:val="ListBullet"/>
         <w:spacing w:after="40"/>
-        <w:rPr>
-          <w:rFonts w:hint="eastAsia"/>
-        </w:rPr>
-      </w:pPr>
-      <w:r>
-        <w:t>☐ The official rubric and supervisor instructions have been checked.</w:t>
+      </w:pPr>
+      <w:r>
+        <w:t>☐ The research question, objectives, tasks, model list, and scope agree throughout.</w:t>
       </w:r>
     </w:p>
     <w:p>
       <w:pPr>
         <w:pStyle w:val="ListBullet"/>
         <w:spacing w:after="40"/>
-        <w:rPr>
-          <w:rFonts w:hint="eastAsia"/>
-        </w:rPr>
-      </w:pPr>
-      <w:r>
-        <w:t>☐ All template placeholders, duplicate sample headings, and incorrect cross-references are removed.</w:t>
+      </w:pPr>
+      <w:r>
+        <w:t>☐ The literature gap is narrow, evidence-backed, and acknowledges relevant counterevidence.</w:t>
       </w:r>
     </w:p>
     <w:p>
       <w:pPr>
         <w:pStyle w:val="ListBullet"/>
         <w:spacing w:after="40"/>
-        <w:rPr>
-          <w:rFonts w:hint="eastAsia"/>
-        </w:rPr>
-      </w:pPr>
-      <w:r>
-        <w:t>☐ The research question, objectives, tasks, model list, and scope agree throughout.</w:t>
+      </w:pPr>
+      <w:r>
+        <w:t>☐ All model and dataset identifiers/revisions are exact and documented.</w:t>
       </w:r>
     </w:p>
     <w:p>
       <w:pPr>
         <w:pStyle w:val="ListBullet"/>
         <w:spacing w:after="40"/>
-        <w:rPr>
-          <w:rFonts w:hint="eastAsia"/>
-        </w:rPr>
-      </w:pPr>
-      <w:r>
-        <w:t>☐ The literature gap is narrow, evidence-backed, and acknowledges relevant counterevidence.</w:t>
+      </w:pPr>
+      <w:r>
+        <w:t>☐ Training and evaluation protocols are described sufficiently to reproduce them.</w:t>
       </w:r>
     </w:p>
     <w:p>
       <w:pPr>
         <w:pStyle w:val="ListBullet"/>
         <w:spacing w:after="40"/>
-        <w:rPr>
-          <w:rFonts w:hint="eastAsia"/>
-        </w:rPr>
-      </w:pPr>
-      <w:r>
-        <w:t>☐ All model and dataset identifiers/revisions are exact and documented.</w:t>
+      </w:pPr>
+      <w:r>
+        <w:t>☐ Success criteria, timeout, trial denominator, invalid-trial handling, and failure categories are defined.</w:t>
       </w:r>
     </w:p>
     <w:p>
       <w:pPr>
         <w:pStyle w:val="ListBullet"/>
         <w:spacing w:after="40"/>
-        <w:rPr>
-          <w:rFonts w:hint="eastAsia"/>
-        </w:rPr>
-      </w:pPr>
-      <w:r>
-        <w:t>☐ Training and evaluation protocols are described sufficiently to reproduce them.</w:t>
+      </w:pPr>
+      <w:r>
+        <w:t>☐ Efficiency metrics state device, precision, measurement procedure, and summary statistic.</w:t>
       </w:r>
     </w:p>
     <w:p>
       <w:pPr>
         <w:pStyle w:val="ListBullet"/>
         <w:spacing w:after="40"/>
-        <w:rPr>
-          <w:rFonts w:hint="eastAsia"/>
-        </w:rPr>
-      </w:pPr>
-      <w:r>
-        <w:t>☐ Success criteria, timeout, trial denominator, invalid-trial handling, and failure categories are defined.</w:t>
+      </w:pPr>
+      <w:r>
+        <w:t>☐ Tables and plots are regenerated from raw logs using documented scripts.</w:t>
       </w:r>
     </w:p>
     <w:p>
       <w:pPr>
         <w:pStyle w:val="ListBullet"/>
         <w:spacing w:after="40"/>
-        <w:rPr>
-          <w:rFonts w:hint="eastAsia"/>
-        </w:rPr>
-      </w:pPr>
-      <w:r>
-        <w:t>☐ Efficiency metrics state device, precision, measurement procedure, and summary statistic.</w:t>
+      </w:pPr>
+      <w:r>
+        <w:t>☐ Negative results, failures, protocol deviations, and limitations are reported honestly.</w:t>
       </w:r>
     </w:p>
     <w:p>
       <w:pPr>
         <w:pStyle w:val="ListBullet"/>
         <w:spacing w:after="40"/>
-        <w:rPr>
-          <w:rFonts w:hint="eastAsia"/>
-        </w:rPr>
-      </w:pPr>
-      <w:r>
-        <w:t>☐ Tables and plots are regenerated from raw logs using documented scripts.</w:t>
+      </w:pPr>
+      <w:r>
+        <w:t>☐ Every important claim is in the claim ledger and has been verified or qualified.</w:t>
       </w:r>
     </w:p>
     <w:p>
       <w:pPr>
         <w:pStyle w:val="ListBullet"/>
         <w:spacing w:after="40"/>
-        <w:rPr>
-          <w:rFonts w:hint="eastAsia"/>
-        </w:rPr>
-      </w:pPr>
-      <w:r>
-        <w:t>☐ Negative results, failures, protocol deviations, and limitations are reported honestly.</w:t>
+      </w:pPr>
+      <w:r>
+        <w:t>☐ Every objective maps to method, metric, result, and conclusion.</w:t>
       </w:r>
     </w:p>
     <w:p>
       <w:pPr>
         <w:pStyle w:val="ListBullet"/>
         <w:spacing w:after="40"/>
-        <w:rPr>
-          <w:rFonts w:hint="eastAsia"/>
-        </w:rPr>
-      </w:pPr>
-      <w:r>
-        <w:t>☐ Every important claim is in the claim ledger and has been verified or qualified.</w:t>
+      </w:pPr>
+      <w:r>
+        <w:t>☐ In-text citations and reference list match in both directions; sources were opened and checked.</w:t>
       </w:r>
     </w:p>
     <w:p>
       <w:pPr>
         <w:pStyle w:val="ListBullet"/>
         <w:spacing w:after="40"/>
-        <w:rPr>
-          <w:rFonts w:hint="eastAsia"/>
-        </w:rPr>
-      </w:pPr>
-      <w:r>
-        <w:t>☐ Every objective maps to method, metric, result, and conclusion.</w:t>
+      </w:pPr>
+      <w:r>
+        <w:t>☐ Figures, tables, equations, acronyms, page numbering, contents, and lists are updated.</w:t>
       </w:r>
     </w:p>
     <w:p>
       <w:pPr>
         <w:pStyle w:val="ListBullet"/>
         <w:spacing w:after="40"/>
-        <w:rPr>
-          <w:rFonts w:hint="eastAsia"/>
-        </w:rPr>
-      </w:pPr>
-      <w:r>
-        <w:t>☐ In-text citations and reference list match in both directions; sources were opened and checked.</w:t>
+      </w:pPr>
+      <w:r>
+        <w:t>☐ Code, data, videos, and factory/site details are shared only where permission and privacy allow.</w:t>
       </w:r>
     </w:p>
     <w:p>
       <w:pPr>
         <w:pStyle w:val="ListBullet"/>
         <w:spacing w:after="40"/>
-        <w:rPr>
-          <w:rFonts w:hint="eastAsia"/>
-        </w:rPr>
-      </w:pPr>
-      <w:r>
-        <w:t>☐ Figures, tables, equations, acronyms, page numbering, contents, and lists are updated.</w:t>
+      </w:pPr>
+      <w:r>
+        <w:t>☐ An independent reviewer has attempted to find unsupported claims and reproducibility gaps.</w:t>
       </w:r>
     </w:p>
     <w:p>
       <w:pPr>
         <w:pStyle w:val="ListBullet"/>
         <w:spacing w:after="40"/>
-        <w:rPr>
-          <w:rFonts w:hint="eastAsia"/>
-        </w:rPr>
-      </w:pPr>
-      <w:r>
-        <w:t>☐ Code, data, videos, and factory/site details are shared only where permission and privacy allow.</w:t>
-      </w:r>
-    </w:p>
-    <w:p>
-      <w:pPr>
-        <w:pStyle w:val="ListBullet"/>
-        <w:spacing w:after="40"/>
-        <w:rPr>
-          <w:rFonts w:hint="eastAsia"/>
-        </w:rPr>
-      </w:pPr>
-      <w:r>
-        <w:t>☐ An independent reviewer has attempted to find unsupported claims and reproducibility gaps.</w:t>
-      </w:r>
-    </w:p>
-    <w:p>
-      <w:pPr>
-        <w:pStyle w:val="ListBullet"/>
-        <w:spacing w:after="40"/>
-        <w:rPr>
-          <w:rFonts w:hint="eastAsia"/>
-        </w:rPr>
       </w:pPr>
       <w:r>
         <w:t>☐ The final document has been proofread and opened on another device or viewer.</w:t>
@@ -8026,9 +6679,6 @@
           <w:p>
             <w:pPr>
               <w:spacing w:after="20"/>
-              <w:rPr>
-                <w:rFonts w:hint="eastAsia"/>
-              </w:rPr>
             </w:pPr>
             <w:r>
               <w:rPr>
@@ -8049,9 +6699,6 @@
           <w:p>
             <w:pPr>
               <w:spacing w:after="20"/>
-              <w:rPr>
-                <w:rFonts w:hint="eastAsia"/>
-              </w:rPr>
             </w:pPr>
             <w:r>
               <w:rPr>
@@ -8072,9 +6719,6 @@
           <w:p>
             <w:pPr>
               <w:spacing w:after="20"/>
-              <w:rPr>
-                <w:rFonts w:hint="eastAsia"/>
-              </w:rPr>
             </w:pPr>
             <w:r>
               <w:rPr>
@@ -8099,9 +6743,6 @@
           <w:p>
             <w:pPr>
               <w:spacing w:after="20"/>
-              <w:rPr>
-                <w:rFonts w:hint="eastAsia"/>
-              </w:rPr>
             </w:pPr>
             <w:r>
               <w:rPr>
@@ -8119,9 +6760,6 @@
           <w:p>
             <w:pPr>
               <w:spacing w:after="20"/>
-              <w:rPr>
-                <w:rFonts w:hint="eastAsia"/>
-              </w:rPr>
             </w:pPr>
             <w:r>
               <w:rPr>
@@ -8139,9 +6777,6 @@
           <w:p>
             <w:pPr>
               <w:spacing w:after="20"/>
-              <w:rPr>
-                <w:rFonts w:hint="eastAsia"/>
-              </w:rPr>
             </w:pPr>
             <w:r>
               <w:rPr>
@@ -8165,9 +6800,6 @@
           <w:p>
             <w:pPr>
               <w:spacing w:after="20"/>
-              <w:rPr>
-                <w:rFonts w:hint="eastAsia"/>
-              </w:rPr>
             </w:pPr>
             <w:r>
               <w:rPr>
@@ -8186,9 +6818,6 @@
           <w:p>
             <w:pPr>
               <w:spacing w:after="20"/>
-              <w:rPr>
-                <w:rFonts w:hint="eastAsia"/>
-              </w:rPr>
             </w:pPr>
             <w:r>
               <w:rPr>
@@ -8207,9 +6836,6 @@
           <w:p>
             <w:pPr>
               <w:spacing w:after="20"/>
-              <w:rPr>
-                <w:rFonts w:hint="eastAsia"/>
-              </w:rPr>
             </w:pPr>
             <w:r>
               <w:rPr>
@@ -8232,9 +6858,6 @@
           <w:p>
             <w:pPr>
               <w:spacing w:after="20"/>
-              <w:rPr>
-                <w:rFonts w:hint="eastAsia"/>
-              </w:rPr>
             </w:pPr>
             <w:r>
               <w:rPr>
@@ -8252,9 +6875,6 @@
           <w:p>
             <w:pPr>
               <w:spacing w:after="20"/>
-              <w:rPr>
-                <w:rFonts w:hint="eastAsia"/>
-              </w:rPr>
             </w:pPr>
             <w:r>
               <w:rPr>
@@ -8272,9 +6892,6 @@
           <w:p>
             <w:pPr>
               <w:spacing w:after="20"/>
-              <w:rPr>
-                <w:rFonts w:hint="eastAsia"/>
-              </w:rPr>
             </w:pPr>
             <w:r>
               <w:rPr>
@@ -8298,9 +6915,6 @@
           <w:p>
             <w:pPr>
               <w:spacing w:after="20"/>
-              <w:rPr>
-                <w:rFonts w:hint="eastAsia"/>
-              </w:rPr>
             </w:pPr>
             <w:r>
               <w:rPr>
@@ -8319,9 +6933,6 @@
           <w:p>
             <w:pPr>
               <w:spacing w:after="20"/>
-              <w:rPr>
-                <w:rFonts w:hint="eastAsia"/>
-              </w:rPr>
             </w:pPr>
             <w:r>
               <w:rPr>
@@ -8340,9 +6951,6 @@
           <w:p>
             <w:pPr>
               <w:spacing w:after="20"/>
-              <w:rPr>
-                <w:rFonts w:hint="eastAsia"/>
-              </w:rPr>
             </w:pPr>
             <w:r>
               <w:rPr>
@@ -8365,9 +6973,6 @@
           <w:p>
             <w:pPr>
               <w:spacing w:after="20"/>
-              <w:rPr>
-                <w:rFonts w:hint="eastAsia"/>
-              </w:rPr>
             </w:pPr>
             <w:r>
               <w:rPr>
@@ -8385,9 +6990,6 @@
           <w:p>
             <w:pPr>
               <w:spacing w:after="20"/>
-              <w:rPr>
-                <w:rFonts w:hint="eastAsia"/>
-              </w:rPr>
             </w:pPr>
             <w:r>
               <w:rPr>
@@ -8405,9 +7007,6 @@
           <w:p>
             <w:pPr>
               <w:spacing w:after="20"/>
-              <w:rPr>
-                <w:rFonts w:hint="eastAsia"/>
-              </w:rPr>
             </w:pPr>
             <w:r>
               <w:rPr>
@@ -8431,9 +7030,6 @@
           <w:p>
             <w:pPr>
               <w:spacing w:after="20"/>
-              <w:rPr>
-                <w:rFonts w:hint="eastAsia"/>
-              </w:rPr>
             </w:pPr>
             <w:r>
               <w:rPr>
@@ -8452,9 +7048,6 @@
           <w:p>
             <w:pPr>
               <w:spacing w:after="20"/>
-              <w:rPr>
-                <w:rFonts w:hint="eastAsia"/>
-              </w:rPr>
             </w:pPr>
             <w:r>
               <w:rPr>
@@ -8473,9 +7066,6 @@
           <w:p>
             <w:pPr>
               <w:spacing w:after="20"/>
-              <w:rPr>
-                <w:rFonts w:hint="eastAsia"/>
-              </w:rPr>
             </w:pPr>
             <w:r>
               <w:rPr>
@@ -8498,9 +7088,6 @@
           <w:p>
             <w:pPr>
               <w:spacing w:after="20"/>
-              <w:rPr>
-                <w:rFonts w:hint="eastAsia"/>
-              </w:rPr>
             </w:pPr>
             <w:r>
               <w:rPr>
@@ -8518,9 +7105,6 @@
           <w:p>
             <w:pPr>
               <w:spacing w:after="20"/>
-              <w:rPr>
-                <w:rFonts w:hint="eastAsia"/>
-              </w:rPr>
             </w:pPr>
             <w:r>
               <w:rPr>
@@ -8538,9 +7122,6 @@
           <w:p>
             <w:pPr>
               <w:spacing w:after="20"/>
-              <w:rPr>
-                <w:rFonts w:hint="eastAsia"/>
-              </w:rPr>
             </w:pPr>
             <w:r>
               <w:rPr>
@@ -8552,100 +7133,71 @@
         </w:tc>
       </w:tr>
     </w:tbl>
+    <w:p/>
     <w:p>
       <w:pPr>
-        <w:rPr>
-          <w:rFonts w:hint="eastAsia"/>
-        </w:rPr>
-      </w:pPr>
+        <w:pStyle w:val="Heading1"/>
+      </w:pPr>
+      <w:r>
+        <w:lastRenderedPageBreak/>
+        <w:t>14. Immediate next steps</w:t>
+      </w:r>
     </w:p>
     <w:p>
       <w:pPr>
-        <w:pStyle w:val="Heading1"/>
-      </w:pPr>
-      <w:r>
-        <w:lastRenderedPageBreak/>
-        <w:t>14. Immediate next steps</w:t>
+        <w:pStyle w:val="ListNumber"/>
+        <w:spacing w:after="40"/>
+      </w:pPr>
+      <w:r>
+        <w:t>Ask the supervisor for the marking rubric and confirm any mandatory formatting or content requirements.</w:t>
       </w:r>
     </w:p>
     <w:p>
       <w:pPr>
         <w:pStyle w:val="ListNumber"/>
         <w:spacing w:after="40"/>
-        <w:rPr>
-          <w:rFonts w:hint="eastAsia"/>
-        </w:rPr>
-      </w:pPr>
-      <w:r>
-        <w:t>Ask the supervisor for the marking rubric and confirm any mandatory formatting or content requirements.</w:t>
+      </w:pPr>
+      <w:r>
+        <w:t>Hold a scope-freeze meeting and resolve the seven issues in Section 3; record the decisions.</w:t>
       </w:r>
     </w:p>
     <w:p>
       <w:pPr>
         <w:pStyle w:val="ListNumber"/>
         <w:spacing w:after="40"/>
-        <w:rPr>
-          <w:rFonts w:hint="eastAsia"/>
-        </w:rPr>
-      </w:pPr>
-      <w:r>
-        <w:t>Hold a scope-freeze meeting and resolve the seven issues in Section 3; record the decisions.</w:t>
+      </w:pPr>
+      <w:r>
+        <w:t>Create the claim ledger, traceability matrix, WBS, and risk register before writing more background claims.</w:t>
       </w:r>
     </w:p>
     <w:p>
       <w:pPr>
         <w:pStyle w:val="ListNumber"/>
         <w:spacing w:after="40"/>
-        <w:rPr>
-          <w:rFonts w:hint="eastAsia"/>
-        </w:rPr>
-      </w:pPr>
-      <w:r>
-        <w:t>Create the claim ledger, traceability matrix, WBS, and risk register before writing more background claims.</w:t>
+      </w:pPr>
+      <w:r>
+        <w:t>Finalize the experimental protocol and run a small feasibility pilot.</w:t>
       </w:r>
     </w:p>
     <w:p>
       <w:pPr>
         <w:pStyle w:val="ListNumber"/>
         <w:spacing w:after="40"/>
-        <w:rPr>
-          <w:rFonts w:hint="eastAsia"/>
-        </w:rPr>
-      </w:pPr>
-      <w:r>
-        <w:t>Finalize the experimental protocol and run a small feasibility pilot.</w:t>
+      </w:pPr>
+      <w:r>
+        <w:t>Write the literature review and methodology around the frozen research question; update them only through documented changes.</w:t>
       </w:r>
     </w:p>
     <w:p>
       <w:pPr>
         <w:pStyle w:val="ListNumber"/>
         <w:spacing w:after="40"/>
-        <w:rPr>
-          <w:rFonts w:hint="eastAsia"/>
-        </w:rPr>
-      </w:pPr>
-      <w:r>
-        <w:t>Write the literature review and methodology around the frozen research question; update them only through documented changes.</w:t>
+      </w:pPr>
+      <w:r>
+        <w:t>Use the four gates for each chapter and for the final report.</w:t>
       </w:r>
     </w:p>
     <w:p>
-      <w:pPr>
-        <w:pStyle w:val="ListNumber"/>
-        <w:spacing w:after="40"/>
-        <w:rPr>
-          <w:rFonts w:hint="eastAsia"/>
-        </w:rPr>
-      </w:pPr>
-      <w:r>
-        <w:t>Use the four gates for each chapter and for the final report.</w:t>
-      </w:r>
-    </w:p>
-    <w:p>
-      <w:pPr>
-        <w:rPr>
-          <w:rFonts w:hint="eastAsia"/>
-        </w:rPr>
-      </w:pPr>
       <w:r>
         <w:t>This guide is a working quality system, not a guarantee of a high grade or publication. The report’s strength will depend on the quality of the experiment, the evidence supporting the research gap, the clarity of implementation, and the honesty and precision of the conclusions.</w:t>
       </w:r>
@@ -8668,9 +7220,6 @@
     <w:p>
       <w:pPr>
         <w:spacing w:after="0" w:line="240" w:lineRule="auto"/>
-        <w:rPr>
-          <w:rFonts w:hint="eastAsia"/>
-        </w:rPr>
       </w:pPr>
       <w:r>
         <w:separator/>
@@ -8681,9 +7230,6 @@
     <w:p>
       <w:pPr>
         <w:spacing w:after="0" w:line="240" w:lineRule="auto"/>
-        <w:rPr>
-          <w:rFonts w:hint="eastAsia"/>
-        </w:rPr>
       </w:pPr>
       <w:r>
         <w:continuationSeparator/>
@@ -8699,9 +7245,6 @@
     <w:pPr>
       <w:pStyle w:val="Footer"/>
       <w:jc w:val="center"/>
-      <w:rPr>
-        <w:rFonts w:hint="eastAsia"/>
-      </w:rPr>
     </w:pPr>
     <w:r>
       <w:t>Working document — align with official AIP491 requirements</w:t>
@@ -8716,9 +7259,6 @@
     <w:p>
       <w:pPr>
         <w:spacing w:after="0" w:line="240" w:lineRule="auto"/>
-        <w:rPr>
-          <w:rFonts w:hint="eastAsia"/>
-        </w:rPr>
       </w:pPr>
       <w:r>
         <w:separator/>
@@ -8729,9 +7269,6 @@
     <w:p>
       <w:pPr>
         <w:spacing w:after="0" w:line="240" w:lineRule="auto"/>
-        <w:rPr>
-          <w:rFonts w:hint="eastAsia"/>
-        </w:rPr>
       </w:pPr>
       <w:r>
         <w:continuationSeparator/>
@@ -8746,9 +7283,6 @@
   <w:p>
     <w:pPr>
       <w:pStyle w:val="Caption"/>
-      <w:rPr>
-        <w:rFonts w:hint="eastAsia"/>
-      </w:rPr>
     </w:pPr>
     <w:r>
       <w:t>VISTA | REPORT WRITING &amp; QUALITY GUIDE</w:t>
@@ -8912,7 +7446,7 @@
   <w:abstractNum w:abstractNumId="8" w15:restartNumberingAfterBreak="0">
     <w:nsid w:val="FFFFFF89"/>
     <w:multiLevelType w:val="singleLevel"/>
-    <w:tmpl w:val="29761A62"/>
+    <w:tmpl w:val="81786A22"/>
     <w:lvl w:ilvl="0">
       <w:start w:val="1"/>
       <w:numFmt w:val="bullet"/>
